--- a/documentation/phase_2_report.docx
+++ b/documentation/phase_2_report.docx
@@ -4,7 +4,7 @@
   <w:body>
     <w:p>
       <w:pPr>
-        <w:spacing w:before="400" w:after="80"/>
+        <w:spacing w:before="2400" w:after="200"/>
         <w:jc w:val="center"/>
       </w:pPr>
       <w:r>
@@ -12,14 +12,14 @@
           <w:rFonts w:ascii="Georgia" w:hAnsi="Georgia"/>
           <w:b/>
           <w:color w:val="7000FF"/>
-          <w:sz w:val="56"/>
+          <w:sz w:val="64"/>
         </w:rPr>
         <w:t>NEXUS SHOPKEEPER</w:t>
       </w:r>
     </w:p>
     <w:p>
       <w:pPr>
-        <w:spacing w:after="480"/>
+        <w:spacing w:after="2000"/>
         <w:jc w:val="center"/>
       </w:pPr>
       <w:r>
@@ -27,11 +27,11 @@
           <w:rFonts w:ascii="Calibri" w:hAnsi="Calibri"/>
           <w:i/>
           <w:color w:val="636985"/>
-          <w:sz w:val="24"/>
+          <w:sz w:val="26"/>
         </w:rPr>
-        <w:t>Milestone Phase 2: Vectorized ML K-Means Engine &amp; Store Credit System</w:t>
+        <w:t>Milestone Phase 2: Vectorized ML K-Means Engine &amp; Credit SaaS</w:t>
         <w:br/>
-        <w:t>Co-Presenter Dashboard Documentation</w:t>
+        <w:t>Co-Presenter Administration technical Guide</w:t>
       </w:r>
     </w:p>
     <w:tbl>
@@ -49,8 +49,8 @@
             <w:tcW w:type="dxa" w:w="9360"/>
             <w:shd w:val="clear" w:color="auto" w:fill="F3F4F6"/>
             <w:tcMar>
-              <w:top w:w="140" w:type="dxa"/>
-              <w:bottom w:w="140" w:type="dxa"/>
+              <w:top w:w="160" w:type="dxa"/>
+              <w:bottom w:w="160" w:type="dxa"/>
               <w:left w:w="200" w:type="dxa"/>
               <w:right w:w="200" w:type="dxa"/>
             </w:tcMar>
@@ -64,18 +64,1048 @@
               <w:rPr>
                 <w:rFonts w:ascii="Calibri" w:hAnsi="Calibri"/>
                 <w:b/>
-                <w:color w:val="1B1E32"/>
-                <w:sz w:val="21"/>
+                <w:color w:val="1E293B"/>
+                <w:sz w:val="22"/>
               </w:rPr>
-              <w:t>PRESENTATION DETAILS</w:t>
+              <w:t>CLASSROOM PRESENTATION ARCHIVE</w:t>
               <w:br/>
-              <w:t>Presented By: Group Member C &amp; Group Member D</w:t>
+              <w:t>Presented By: Group Member B (Co-Presenter)</w:t>
+              <w:br/>
+              <w:t>Role: ML Engineer &amp; Credit Desk Designer</w:t>
               <w:br/>
               <w:t>Date: June 2026</w:t>
               <w:br/>
-              <w:t>Class Focus: K-Means Clustering Models &amp; Reactive Store Credit Rules</w:t>
-              <w:br/>
-              <w:t>SaaS Version: v1.0.0</w:t>
+              <w:t>Focus: NumPy Broadcasting K-Means, Underwriting Risk Limits, Simple Interest Loans</w:t>
+            </w:r>
+          </w:p>
+        </w:tc>
+      </w:tr>
+    </w:tbl>
+    <w:p>
+      <w:r>
+        <w:br w:type="page"/>
+      </w:r>
+    </w:p>
+    <w:p>
+      <w:pPr>
+        <w:keepNext/>
+        <w:spacing w:before="400" w:after="160"/>
+      </w:pPr>
+      <w:r>
+        <w:rPr>
+          <w:rFonts w:ascii="Georgia" w:hAnsi="Georgia"/>
+          <w:b/>
+          <w:color w:val="7000FF"/>
+          <w:sz w:val="36"/>
+        </w:rPr>
+        <w:t>Presentation Slide-by-Slide Outline</w:t>
+      </w:r>
+    </w:p>
+    <w:p>
+      <w:pPr>
+        <w:spacing w:after="200" w:line="276" w:lineRule="auto"/>
+      </w:pPr>
+      <w:r>
+        <w:rPr>
+          <w:rFonts w:ascii="Calibri" w:hAnsi="Calibri"/>
+          <w:color w:val="334155"/>
+          <w:sz w:val="23"/>
+        </w:rPr>
+        <w:t>Use this handy page as your speech sheet while standing in front of the class. It guides you slide-by-slide through the administration &amp; ML modules:</w:t>
+      </w:r>
+    </w:p>
+    <w:p>
+      <w:pPr>
+        <w:spacing w:after="120" w:line="276" w:lineRule="auto"/>
+      </w:pPr>
+      <w:r>
+        <w:rPr>
+          <w:rFonts w:ascii="Calibri" w:hAnsi="Calibri"/>
+          <w:b/>
+          <w:color w:val="1E293B"/>
+          <w:sz w:val="23"/>
+        </w:rPr>
+        <w:t xml:space="preserve">• Slide 1: Phase 2 Goals: </w:t>
+      </w:r>
+      <w:r>
+        <w:rPr>
+          <w:rFonts w:ascii="Calibri" w:hAnsi="Calibri"/>
+          <w:color w:val="334155"/>
+          <w:sz w:val="23"/>
+        </w:rPr>
+        <w:t>Introduce Phase 2: focusing on backend analytics and customer risk management. The store segments buyers to offer personalized micro-loans, dynamic interest rates, and customized credit limits.</w:t>
+      </w:r>
+    </w:p>
+    <w:p>
+      <w:pPr>
+        <w:spacing w:after="120" w:line="276" w:lineRule="auto"/>
+      </w:pPr>
+      <w:r>
+        <w:rPr>
+          <w:rFonts w:ascii="Calibri" w:hAnsi="Calibri"/>
+          <w:b/>
+          <w:color w:val="1E293B"/>
+          <w:sz w:val="23"/>
+        </w:rPr>
+        <w:t xml:space="preserve">• Slide 2: Vectorized K-Means Model: </w:t>
+      </w:r>
+      <w:r>
+        <w:rPr>
+          <w:rFonts w:ascii="Calibri" w:hAnsi="Calibri"/>
+          <w:color w:val="334155"/>
+          <w:sz w:val="23"/>
+        </w:rPr>
+        <w:t>Discuss the machine learning implementation. We built a vectorized K-Means clustering algorithm using pure NumPy. Explain the benefits of vectorization: distances are computed instantly using broadcasting arrays rather than nested python loops.</w:t>
+      </w:r>
+    </w:p>
+    <w:p>
+      <w:pPr>
+        <w:spacing w:after="120" w:line="276" w:lineRule="auto"/>
+      </w:pPr>
+      <w:r>
+        <w:rPr>
+          <w:rFonts w:ascii="Calibri" w:hAnsi="Calibri"/>
+          <w:b/>
+          <w:color w:val="1E293B"/>
+          <w:sz w:val="23"/>
+        </w:rPr>
+        <w:t xml:space="preserve">• Slide 3: Credit Line Underwriting: </w:t>
+      </w:r>
+      <w:r>
+        <w:rPr>
+          <w:rFonts w:ascii="Calibri" w:hAnsi="Calibri"/>
+          <w:color w:val="334155"/>
+          <w:sz w:val="23"/>
+        </w:rPr>
+        <w:t>Present the dynamic store credit engine policies. Explain how credit limits and loan interest rates (APR) adapt to customer risk tiers, offering higher limits to premium segments and protective rates to budget spenders.</w:t>
+      </w:r>
+    </w:p>
+    <w:p>
+      <w:pPr>
+        <w:spacing w:after="120" w:line="276" w:lineRule="auto"/>
+      </w:pPr>
+      <w:r>
+        <w:rPr>
+          <w:rFonts w:ascii="Calibri" w:hAnsi="Calibri"/>
+          <w:b/>
+          <w:color w:val="1E293B"/>
+          <w:sz w:val="23"/>
+        </w:rPr>
+        <w:t xml:space="preserve">• Slide 4: Management UI Controls: </w:t>
+      </w:r>
+      <w:r>
+        <w:rPr>
+          <w:rFonts w:ascii="Calibri" w:hAnsi="Calibri"/>
+          <w:color w:val="334155"/>
+          <w:sz w:val="23"/>
+        </w:rPr>
+        <w:t>Walk through the Administrative Dashboard features. Highlight the SVG segment distribution charts, the technician shift toggles, and the Manager AI assistant that pulls database records to answer business queries.</w:t>
+      </w:r>
+    </w:p>
+    <w:p>
+      <w:pPr>
+        <w:spacing w:after="120" w:line="276" w:lineRule="auto"/>
+      </w:pPr>
+      <w:r>
+        <w:rPr>
+          <w:rFonts w:ascii="Calibri" w:hAnsi="Calibri"/>
+          <w:b/>
+          <w:color w:val="1E293B"/>
+          <w:sz w:val="23"/>
+        </w:rPr>
+        <w:t xml:space="preserve">• Slide 5: Live ML Pipeline Convergence: </w:t>
+      </w:r>
+      <w:r>
+        <w:rPr>
+          <w:rFonts w:ascii="Calibri" w:hAnsi="Calibri"/>
+          <w:color w:val="334155"/>
+          <w:sz w:val="23"/>
+        </w:rPr>
+        <w:t>Discuss model training and accuracy evaluation metrics. The pipeline convergence checks track clustering metrics to ensure reliable segment classification.</w:t>
+      </w:r>
+    </w:p>
+    <w:p>
+      <w:r>
+        <w:br w:type="page"/>
+      </w:r>
+    </w:p>
+    <w:p>
+      <w:pPr>
+        <w:keepNext/>
+        <w:spacing w:before="400" w:after="160"/>
+      </w:pPr>
+      <w:r>
+        <w:rPr>
+          <w:rFonts w:ascii="Georgia" w:hAnsi="Georgia"/>
+          <w:b/>
+          <w:color w:val="7000FF"/>
+          <w:sz w:val="36"/>
+        </w:rPr>
+        <w:t>Vectorized ML K-Means Clustering</w:t>
+      </w:r>
+    </w:p>
+    <w:p>
+      <w:pPr>
+        <w:spacing w:after="200" w:line="276" w:lineRule="auto"/>
+      </w:pPr>
+      <w:r>
+        <w:rPr>
+          <w:rFonts w:ascii="Calibri" w:hAnsi="Calibri"/>
+          <w:color w:val="334155"/>
+          <w:sz w:val="23"/>
+        </w:rPr>
+        <w:t>To automate loyalty segment discovery, we developed a dynamic K-Means clustering engine in kmeans_engine.py. Crucially, the model is implemented without scikit-learn or external ML dependencies, using only vectorized NumPy arrays:</w:t>
+      </w:r>
+    </w:p>
+    <w:p>
+      <w:pPr>
+        <w:spacing w:after="160" w:line="276" w:lineRule="auto"/>
+      </w:pPr>
+      <w:r>
+        <w:rPr>
+          <w:rFonts w:ascii="Calibri" w:hAnsi="Calibri"/>
+          <w:b/>
+          <w:color w:val="1E293B"/>
+          <w:sz w:val="23"/>
+        </w:rPr>
+        <w:t xml:space="preserve">K-Means++ Centroid Initialization: </w:t>
+      </w:r>
+      <w:r>
+        <w:rPr>
+          <w:rFonts w:ascii="Calibri" w:hAnsi="Calibri"/>
+          <w:color w:val="334155"/>
+          <w:sz w:val="23"/>
+        </w:rPr>
+        <w:t>Before clustering, the engine picks initial centroids using distance-weighted probabilities. This ensures fast convergence (averaging under 15 iterations) and prevents the model from settling into sub-optimal local minima.</w:t>
+      </w:r>
+    </w:p>
+    <w:p>
+      <w:pPr>
+        <w:spacing w:after="160" w:line="276" w:lineRule="auto"/>
+      </w:pPr>
+      <w:r>
+        <w:rPr>
+          <w:rFonts w:ascii="Calibri" w:hAnsi="Calibri"/>
+          <w:b/>
+          <w:color w:val="1E293B"/>
+          <w:sz w:val="23"/>
+        </w:rPr>
+        <w:t xml:space="preserve">NumPy Broadcasting Math: </w:t>
+      </w:r>
+      <w:r>
+        <w:rPr>
+          <w:rFonts w:ascii="Calibri" w:hAnsi="Calibri"/>
+          <w:color w:val="334155"/>
+          <w:sz w:val="23"/>
+        </w:rPr>
+        <w:t>Pairwise Euclidean distances from N customers to K centroids are calculated in parallel using broadcasting: diff = data[:, np.newaxis, :] - centroids[np.newaxis, :, :]. This replaces slow Python loops with high-performance C-compiled array calculations on the CPU.</w:t>
+      </w:r>
+    </w:p>
+    <w:p>
+      <w:pPr>
+        <w:spacing w:after="160" w:line="276" w:lineRule="auto"/>
+      </w:pPr>
+      <w:r>
+        <w:rPr>
+          <w:rFonts w:ascii="Calibri" w:hAnsi="Calibri"/>
+          <w:b/>
+          <w:color w:val="1E293B"/>
+          <w:sz w:val="23"/>
+        </w:rPr>
+        <w:t xml:space="preserve">Silhouette Score Verification: </w:t>
+      </w:r>
+      <w:r>
+        <w:rPr>
+          <w:rFonts w:ascii="Calibri" w:hAnsi="Calibri"/>
+          <w:color w:val="334155"/>
+          <w:sz w:val="23"/>
+        </w:rPr>
+        <w:t>To validate cluster separation, the engine calculates silhouette coefficients on test partitions, verifying convergence quality before saving centroids to customer_features.npy.</w:t>
+      </w:r>
+    </w:p>
+    <w:p>
+      <w:r>
+        <w:br w:type="page"/>
+      </w:r>
+    </w:p>
+    <w:p>
+      <w:pPr>
+        <w:keepNext/>
+        <w:spacing w:before="400" w:after="160"/>
+      </w:pPr>
+      <w:r>
+        <w:rPr>
+          <w:rFonts w:ascii="Georgia" w:hAnsi="Georgia"/>
+          <w:b/>
+          <w:color w:val="7000FF"/>
+          <w:sz w:val="36"/>
+        </w:rPr>
+        <w:t>Reactive Underwriting &amp; Store Credit Policies</w:t>
+      </w:r>
+    </w:p>
+    <w:p>
+      <w:pPr>
+        <w:spacing w:after="200" w:line="276" w:lineRule="auto"/>
+      </w:pPr>
+      <w:r>
+        <w:rPr>
+          <w:rFonts w:ascii="Calibri" w:hAnsi="Calibri"/>
+          <w:color w:val="334155"/>
+          <w:sz w:val="23"/>
+        </w:rPr>
+        <w:t>The store credit engine governs dynamic accounts. Limits and interest-bearing loan eligibility adapt directly to K-Means segments, facilitating autonomous checkout operations:</w:t>
+      </w:r>
+    </w:p>
+    <w:tbl>
+      <w:tblPr>
+        <w:tblW w:type="auto" w:w="0"/>
+        <w:jc w:val="center"/>
+        <w:tblLook w:firstColumn="1" w:firstRow="1" w:lastColumn="0" w:lastRow="0" w:noHBand="0" w:noVBand="1" w:val="04A0"/>
+      </w:tblPr>
+      <w:tblGrid>
+        <w:gridCol w:w="2340"/>
+        <w:gridCol w:w="2340"/>
+        <w:gridCol w:w="2340"/>
+        <w:gridCol w:w="2340"/>
+      </w:tblGrid>
+      <w:tr>
+        <w:tc>
+          <w:tcPr>
+            <w:tcW w:type="dxa" w:w="2340"/>
+            <w:shd w:val="clear" w:color="auto" w:fill="7000FF"/>
+            <w:tcMar>
+              <w:top w:w="80" w:type="dxa"/>
+              <w:bottom w:w="80" w:type="dxa"/>
+              <w:left w:w="100" w:type="dxa"/>
+              <w:right w:w="100" w:type="dxa"/>
+            </w:tcMar>
+          </w:tcPr>
+          <w:p>
+            <w:pPr>
+              <w:jc w:val="center"/>
+            </w:pPr>
+            <w:r>
+              <w:rPr>
+                <w:rFonts w:ascii="Calibri" w:hAnsi="Calibri"/>
+                <w:b/>
+                <w:color w:val="FFFFFF"/>
+                <w:sz w:val="21"/>
+              </w:rPr>
+              <w:t>Loyalty Segment</w:t>
+            </w:r>
+          </w:p>
+        </w:tc>
+        <w:tc>
+          <w:tcPr>
+            <w:tcW w:type="dxa" w:w="2340"/>
+            <w:shd w:val="clear" w:color="auto" w:fill="7000FF"/>
+            <w:tcMar>
+              <w:top w:w="80" w:type="dxa"/>
+              <w:bottom w:w="80" w:type="dxa"/>
+              <w:left w:w="100" w:type="dxa"/>
+              <w:right w:w="100" w:type="dxa"/>
+            </w:tcMar>
+          </w:tcPr>
+          <w:p>
+            <w:pPr>
+              <w:jc w:val="center"/>
+            </w:pPr>
+            <w:r>
+              <w:rPr>
+                <w:rFonts w:ascii="Calibri" w:hAnsi="Calibri"/>
+                <w:b/>
+                <w:color w:val="FFFFFF"/>
+                <w:sz w:val="21"/>
+              </w:rPr>
+              <w:t>Credit Limit (PKR)</w:t>
+            </w:r>
+          </w:p>
+        </w:tc>
+        <w:tc>
+          <w:tcPr>
+            <w:tcW w:type="dxa" w:w="2340"/>
+            <w:shd w:val="clear" w:color="auto" w:fill="7000FF"/>
+            <w:tcMar>
+              <w:top w:w="80" w:type="dxa"/>
+              <w:bottom w:w="80" w:type="dxa"/>
+              <w:left w:w="100" w:type="dxa"/>
+              <w:right w:w="100" w:type="dxa"/>
+            </w:tcMar>
+          </w:tcPr>
+          <w:p>
+            <w:pPr>
+              <w:jc w:val="center"/>
+            </w:pPr>
+            <w:r>
+              <w:rPr>
+                <w:rFonts w:ascii="Calibri" w:hAnsi="Calibri"/>
+                <w:b/>
+                <w:color w:val="FFFFFF"/>
+                <w:sz w:val="21"/>
+              </w:rPr>
+              <w:t>Interest Rate (APR)</w:t>
+            </w:r>
+          </w:p>
+        </w:tc>
+        <w:tc>
+          <w:tcPr>
+            <w:tcW w:type="dxa" w:w="2340"/>
+            <w:shd w:val="clear" w:color="auto" w:fill="7000FF"/>
+            <w:tcMar>
+              <w:top w:w="80" w:type="dxa"/>
+              <w:bottom w:w="80" w:type="dxa"/>
+              <w:left w:w="100" w:type="dxa"/>
+              <w:right w:w="100" w:type="dxa"/>
+            </w:tcMar>
+          </w:tcPr>
+          <w:p>
+            <w:pPr>
+              <w:jc w:val="center"/>
+            </w:pPr>
+            <w:r>
+              <w:rPr>
+                <w:rFonts w:ascii="Calibri" w:hAnsi="Calibri"/>
+                <w:b/>
+                <w:color w:val="FFFFFF"/>
+                <w:sz w:val="21"/>
+              </w:rPr>
+              <w:t>Loyalty Point Multiplier</w:t>
+            </w:r>
+          </w:p>
+        </w:tc>
+      </w:tr>
+      <w:tr>
+        <w:tc>
+          <w:tcPr>
+            <w:tcW w:type="dxa" w:w="2340"/>
+            <w:shd w:val="clear" w:color="auto" w:fill="F9FAFB"/>
+            <w:tcMar>
+              <w:top w:w="60" w:type="dxa"/>
+              <w:bottom w:w="60" w:type="dxa"/>
+              <w:left w:w="100" w:type="dxa"/>
+              <w:right w:w="100" w:type="dxa"/>
+            </w:tcMar>
+          </w:tcPr>
+          <w:p>
+            <w:pPr>
+              <w:spacing w:after="0"/>
+              <w:jc w:val="center"/>
+            </w:pPr>
+            <w:r>
+              <w:rPr>
+                <w:rFonts w:ascii="Calibri" w:hAnsi="Calibri"/>
+                <w:color w:val="334155"/>
+                <w:sz w:val="20"/>
+              </w:rPr>
+              <w:t>Ultra-Luxury Spenders</w:t>
+            </w:r>
+          </w:p>
+        </w:tc>
+        <w:tc>
+          <w:tcPr>
+            <w:tcW w:type="dxa" w:w="2340"/>
+            <w:shd w:val="clear" w:color="auto" w:fill="F9FAFB"/>
+            <w:tcMar>
+              <w:top w:w="60" w:type="dxa"/>
+              <w:bottom w:w="60" w:type="dxa"/>
+              <w:left w:w="100" w:type="dxa"/>
+              <w:right w:w="100" w:type="dxa"/>
+            </w:tcMar>
+          </w:tcPr>
+          <w:p>
+            <w:pPr>
+              <w:spacing w:after="0"/>
+              <w:jc w:val="center"/>
+            </w:pPr>
+            <w:r>
+              <w:rPr>
+                <w:rFonts w:ascii="Calibri" w:hAnsi="Calibri"/>
+                <w:color w:val="334155"/>
+                <w:sz w:val="20"/>
+              </w:rPr>
+              <w:t>Rs. 500,000</w:t>
+            </w:r>
+          </w:p>
+        </w:tc>
+        <w:tc>
+          <w:tcPr>
+            <w:tcW w:type="dxa" w:w="2340"/>
+            <w:shd w:val="clear" w:color="auto" w:fill="F9FAFB"/>
+            <w:tcMar>
+              <w:top w:w="60" w:type="dxa"/>
+              <w:bottom w:w="60" w:type="dxa"/>
+              <w:left w:w="100" w:type="dxa"/>
+              <w:right w:w="100" w:type="dxa"/>
+            </w:tcMar>
+          </w:tcPr>
+          <w:p>
+            <w:pPr>
+              <w:spacing w:after="0"/>
+              <w:jc w:val="center"/>
+            </w:pPr>
+            <w:r>
+              <w:rPr>
+                <w:rFonts w:ascii="Calibri" w:hAnsi="Calibri"/>
+                <w:color w:val="334155"/>
+                <w:sz w:val="20"/>
+              </w:rPr>
+              <w:t>0.0% (Interest-Free)</w:t>
+            </w:r>
+          </w:p>
+        </w:tc>
+        <w:tc>
+          <w:tcPr>
+            <w:tcW w:type="dxa" w:w="2340"/>
+            <w:shd w:val="clear" w:color="auto" w:fill="F9FAFB"/>
+            <w:tcMar>
+              <w:top w:w="60" w:type="dxa"/>
+              <w:bottom w:w="60" w:type="dxa"/>
+              <w:left w:w="100" w:type="dxa"/>
+              <w:right w:w="100" w:type="dxa"/>
+            </w:tcMar>
+          </w:tcPr>
+          <w:p>
+            <w:pPr>
+              <w:spacing w:after="0"/>
+              <w:jc w:val="center"/>
+            </w:pPr>
+            <w:r>
+              <w:rPr>
+                <w:rFonts w:ascii="Calibri" w:hAnsi="Calibri"/>
+                <w:color w:val="334155"/>
+                <w:sz w:val="20"/>
+              </w:rPr>
+              <w:t>3.0x</w:t>
+            </w:r>
+          </w:p>
+        </w:tc>
+      </w:tr>
+      <w:tr>
+        <w:tc>
+          <w:tcPr>
+            <w:tcW w:type="dxa" w:w="2340"/>
+            <w:shd w:val="clear" w:color="auto" w:fill="FFFFFF"/>
+            <w:tcMar>
+              <w:top w:w="60" w:type="dxa"/>
+              <w:bottom w:w="60" w:type="dxa"/>
+              <w:left w:w="100" w:type="dxa"/>
+              <w:right w:w="100" w:type="dxa"/>
+            </w:tcMar>
+          </w:tcPr>
+          <w:p>
+            <w:pPr>
+              <w:spacing w:after="0"/>
+              <w:jc w:val="center"/>
+            </w:pPr>
+            <w:r>
+              <w:rPr>
+                <w:rFonts w:ascii="Calibri" w:hAnsi="Calibri"/>
+                <w:color w:val="334155"/>
+                <w:sz w:val="20"/>
+              </w:rPr>
+              <w:t>Mid-Tier Consistent</w:t>
+            </w:r>
+          </w:p>
+        </w:tc>
+        <w:tc>
+          <w:tcPr>
+            <w:tcW w:type="dxa" w:w="2340"/>
+            <w:shd w:val="clear" w:color="auto" w:fill="FFFFFF"/>
+            <w:tcMar>
+              <w:top w:w="60" w:type="dxa"/>
+              <w:bottom w:w="60" w:type="dxa"/>
+              <w:left w:w="100" w:type="dxa"/>
+              <w:right w:w="100" w:type="dxa"/>
+            </w:tcMar>
+          </w:tcPr>
+          <w:p>
+            <w:pPr>
+              <w:spacing w:after="0"/>
+              <w:jc w:val="center"/>
+            </w:pPr>
+            <w:r>
+              <w:rPr>
+                <w:rFonts w:ascii="Calibri" w:hAnsi="Calibri"/>
+                <w:color w:val="334155"/>
+                <w:sz w:val="20"/>
+              </w:rPr>
+              <w:t>Rs. 150,000</w:t>
+            </w:r>
+          </w:p>
+        </w:tc>
+        <w:tc>
+          <w:tcPr>
+            <w:tcW w:type="dxa" w:w="2340"/>
+            <w:shd w:val="clear" w:color="auto" w:fill="FFFFFF"/>
+            <w:tcMar>
+              <w:top w:w="60" w:type="dxa"/>
+              <w:bottom w:w="60" w:type="dxa"/>
+              <w:left w:w="100" w:type="dxa"/>
+              <w:right w:w="100" w:type="dxa"/>
+            </w:tcMar>
+          </w:tcPr>
+          <w:p>
+            <w:pPr>
+              <w:spacing w:after="0"/>
+              <w:jc w:val="center"/>
+            </w:pPr>
+            <w:r>
+              <w:rPr>
+                <w:rFonts w:ascii="Calibri" w:hAnsi="Calibri"/>
+                <w:color w:val="334155"/>
+                <w:sz w:val="20"/>
+              </w:rPr>
+              <w:t>2.5% simple APR</w:t>
+            </w:r>
+          </w:p>
+        </w:tc>
+        <w:tc>
+          <w:tcPr>
+            <w:tcW w:type="dxa" w:w="2340"/>
+            <w:shd w:val="clear" w:color="auto" w:fill="FFFFFF"/>
+            <w:tcMar>
+              <w:top w:w="60" w:type="dxa"/>
+              <w:bottom w:w="60" w:type="dxa"/>
+              <w:left w:w="100" w:type="dxa"/>
+              <w:right w:w="100" w:type="dxa"/>
+            </w:tcMar>
+          </w:tcPr>
+          <w:p>
+            <w:pPr>
+              <w:spacing w:after="0"/>
+              <w:jc w:val="center"/>
+            </w:pPr>
+            <w:r>
+              <w:rPr>
+                <w:rFonts w:ascii="Calibri" w:hAnsi="Calibri"/>
+                <w:color w:val="334155"/>
+                <w:sz w:val="20"/>
+              </w:rPr>
+              <w:t>1.5x</w:t>
+            </w:r>
+          </w:p>
+        </w:tc>
+      </w:tr>
+      <w:tr>
+        <w:tc>
+          <w:tcPr>
+            <w:tcW w:type="dxa" w:w="2340"/>
+            <w:shd w:val="clear" w:color="auto" w:fill="F9FAFB"/>
+            <w:tcMar>
+              <w:top w:w="60" w:type="dxa"/>
+              <w:bottom w:w="60" w:type="dxa"/>
+              <w:left w:w="100" w:type="dxa"/>
+              <w:right w:w="100" w:type="dxa"/>
+            </w:tcMar>
+          </w:tcPr>
+          <w:p>
+            <w:pPr>
+              <w:spacing w:after="0"/>
+              <w:jc w:val="center"/>
+            </w:pPr>
+            <w:r>
+              <w:rPr>
+                <w:rFonts w:ascii="Calibri" w:hAnsi="Calibri"/>
+                <w:color w:val="334155"/>
+                <w:sz w:val="20"/>
+              </w:rPr>
+              <w:t>High-Value Impulse</w:t>
+            </w:r>
+          </w:p>
+        </w:tc>
+        <w:tc>
+          <w:tcPr>
+            <w:tcW w:type="dxa" w:w="2340"/>
+            <w:shd w:val="clear" w:color="auto" w:fill="F9FAFB"/>
+            <w:tcMar>
+              <w:top w:w="60" w:type="dxa"/>
+              <w:bottom w:w="60" w:type="dxa"/>
+              <w:left w:w="100" w:type="dxa"/>
+              <w:right w:w="100" w:type="dxa"/>
+            </w:tcMar>
+          </w:tcPr>
+          <w:p>
+            <w:pPr>
+              <w:spacing w:after="0"/>
+              <w:jc w:val="center"/>
+            </w:pPr>
+            <w:r>
+              <w:rPr>
+                <w:rFonts w:ascii="Calibri" w:hAnsi="Calibri"/>
+                <w:color w:val="334155"/>
+                <w:sz w:val="20"/>
+              </w:rPr>
+              <w:t>Rs. 200,000</w:t>
+            </w:r>
+          </w:p>
+        </w:tc>
+        <w:tc>
+          <w:tcPr>
+            <w:tcW w:type="dxa" w:w="2340"/>
+            <w:shd w:val="clear" w:color="auto" w:fill="F9FAFB"/>
+            <w:tcMar>
+              <w:top w:w="60" w:type="dxa"/>
+              <w:bottom w:w="60" w:type="dxa"/>
+              <w:left w:w="100" w:type="dxa"/>
+              <w:right w:w="100" w:type="dxa"/>
+            </w:tcMar>
+          </w:tcPr>
+          <w:p>
+            <w:pPr>
+              <w:spacing w:after="0"/>
+              <w:jc w:val="center"/>
+            </w:pPr>
+            <w:r>
+              <w:rPr>
+                <w:rFonts w:ascii="Calibri" w:hAnsi="Calibri"/>
+                <w:color w:val="334155"/>
+                <w:sz w:val="20"/>
+              </w:rPr>
+              <w:t>3.0% simple APR</w:t>
+            </w:r>
+          </w:p>
+        </w:tc>
+        <w:tc>
+          <w:tcPr>
+            <w:tcW w:type="dxa" w:w="2340"/>
+            <w:shd w:val="clear" w:color="auto" w:fill="F9FAFB"/>
+            <w:tcMar>
+              <w:top w:w="60" w:type="dxa"/>
+              <w:bottom w:w="60" w:type="dxa"/>
+              <w:left w:w="100" w:type="dxa"/>
+              <w:right w:w="100" w:type="dxa"/>
+            </w:tcMar>
+          </w:tcPr>
+          <w:p>
+            <w:pPr>
+              <w:spacing w:after="0"/>
+              <w:jc w:val="center"/>
+            </w:pPr>
+            <w:r>
+              <w:rPr>
+                <w:rFonts w:ascii="Calibri" w:hAnsi="Calibri"/>
+                <w:color w:val="334155"/>
+                <w:sz w:val="20"/>
+              </w:rPr>
+              <w:t>2.0x</w:t>
+            </w:r>
+          </w:p>
+        </w:tc>
+      </w:tr>
+      <w:tr>
+        <w:tc>
+          <w:tcPr>
+            <w:tcW w:type="dxa" w:w="2340"/>
+            <w:shd w:val="clear" w:color="auto" w:fill="FFFFFF"/>
+            <w:tcMar>
+              <w:top w:w="60" w:type="dxa"/>
+              <w:bottom w:w="60" w:type="dxa"/>
+              <w:left w:w="100" w:type="dxa"/>
+              <w:right w:w="100" w:type="dxa"/>
+            </w:tcMar>
+          </w:tcPr>
+          <w:p>
+            <w:pPr>
+              <w:spacing w:after="0"/>
+              <w:jc w:val="center"/>
+            </w:pPr>
+            <w:r>
+              <w:rPr>
+                <w:rFonts w:ascii="Calibri" w:hAnsi="Calibri"/>
+                <w:color w:val="334155"/>
+                <w:sz w:val="20"/>
+              </w:rPr>
+              <w:t>Essential Bulk Buyers</w:t>
+            </w:r>
+          </w:p>
+        </w:tc>
+        <w:tc>
+          <w:tcPr>
+            <w:tcW w:type="dxa" w:w="2340"/>
+            <w:shd w:val="clear" w:color="auto" w:fill="FFFFFF"/>
+            <w:tcMar>
+              <w:top w:w="60" w:type="dxa"/>
+              <w:bottom w:w="60" w:type="dxa"/>
+              <w:left w:w="100" w:type="dxa"/>
+              <w:right w:w="100" w:type="dxa"/>
+            </w:tcMar>
+          </w:tcPr>
+          <w:p>
+            <w:pPr>
+              <w:spacing w:after="0"/>
+              <w:jc w:val="center"/>
+            </w:pPr>
+            <w:r>
+              <w:rPr>
+                <w:rFonts w:ascii="Calibri" w:hAnsi="Calibri"/>
+                <w:color w:val="334155"/>
+                <w:sz w:val="20"/>
+              </w:rPr>
+              <w:t>Rs. 100,000</w:t>
+            </w:r>
+          </w:p>
+        </w:tc>
+        <w:tc>
+          <w:tcPr>
+            <w:tcW w:type="dxa" w:w="2340"/>
+            <w:shd w:val="clear" w:color="auto" w:fill="FFFFFF"/>
+            <w:tcMar>
+              <w:top w:w="60" w:type="dxa"/>
+              <w:bottom w:w="60" w:type="dxa"/>
+              <w:left w:w="100" w:type="dxa"/>
+              <w:right w:w="100" w:type="dxa"/>
+            </w:tcMar>
+          </w:tcPr>
+          <w:p>
+            <w:pPr>
+              <w:spacing w:after="0"/>
+              <w:jc w:val="center"/>
+            </w:pPr>
+            <w:r>
+              <w:rPr>
+                <w:rFonts w:ascii="Calibri" w:hAnsi="Calibri"/>
+                <w:color w:val="334155"/>
+                <w:sz w:val="20"/>
+              </w:rPr>
+              <w:t>4.0% simple APR</w:t>
+            </w:r>
+          </w:p>
+        </w:tc>
+        <w:tc>
+          <w:tcPr>
+            <w:tcW w:type="dxa" w:w="2340"/>
+            <w:shd w:val="clear" w:color="auto" w:fill="FFFFFF"/>
+            <w:tcMar>
+              <w:top w:w="60" w:type="dxa"/>
+              <w:bottom w:w="60" w:type="dxa"/>
+              <w:left w:w="100" w:type="dxa"/>
+              <w:right w:w="100" w:type="dxa"/>
+            </w:tcMar>
+          </w:tcPr>
+          <w:p>
+            <w:pPr>
+              <w:spacing w:after="0"/>
+              <w:jc w:val="center"/>
+            </w:pPr>
+            <w:r>
+              <w:rPr>
+                <w:rFonts w:ascii="Calibri" w:hAnsi="Calibri"/>
+                <w:color w:val="334155"/>
+                <w:sz w:val="20"/>
+              </w:rPr>
+              <w:t>1.2x</w:t>
+            </w:r>
+          </w:p>
+        </w:tc>
+      </w:tr>
+      <w:tr>
+        <w:tc>
+          <w:tcPr>
+            <w:tcW w:type="dxa" w:w="2340"/>
+            <w:shd w:val="clear" w:color="auto" w:fill="F9FAFB"/>
+            <w:tcMar>
+              <w:top w:w="60" w:type="dxa"/>
+              <w:bottom w:w="60" w:type="dxa"/>
+              <w:left w:w="100" w:type="dxa"/>
+              <w:right w:w="100" w:type="dxa"/>
+            </w:tcMar>
+          </w:tcPr>
+          <w:p>
+            <w:pPr>
+              <w:spacing w:after="0"/>
+              <w:jc w:val="center"/>
+            </w:pPr>
+            <w:r>
+              <w:rPr>
+                <w:rFonts w:ascii="Calibri" w:hAnsi="Calibri"/>
+                <w:color w:val="334155"/>
+                <w:sz w:val="20"/>
+              </w:rPr>
+              <w:t>Strategic Deal-Hunters</w:t>
+            </w:r>
+          </w:p>
+        </w:tc>
+        <w:tc>
+          <w:tcPr>
+            <w:tcW w:type="dxa" w:w="2340"/>
+            <w:shd w:val="clear" w:color="auto" w:fill="F9FAFB"/>
+            <w:tcMar>
+              <w:top w:w="60" w:type="dxa"/>
+              <w:bottom w:w="60" w:type="dxa"/>
+              <w:left w:w="100" w:type="dxa"/>
+              <w:right w:w="100" w:type="dxa"/>
+            </w:tcMar>
+          </w:tcPr>
+          <w:p>
+            <w:pPr>
+              <w:spacing w:after="0"/>
+              <w:jc w:val="center"/>
+            </w:pPr>
+            <w:r>
+              <w:rPr>
+                <w:rFonts w:ascii="Calibri" w:hAnsi="Calibri"/>
+                <w:color w:val="334155"/>
+                <w:sz w:val="20"/>
+              </w:rPr>
+              <w:t>Rs. 50,000</w:t>
+            </w:r>
+          </w:p>
+        </w:tc>
+        <w:tc>
+          <w:tcPr>
+            <w:tcW w:type="dxa" w:w="2340"/>
+            <w:shd w:val="clear" w:color="auto" w:fill="F9FAFB"/>
+            <w:tcMar>
+              <w:top w:w="60" w:type="dxa"/>
+              <w:bottom w:w="60" w:type="dxa"/>
+              <w:left w:w="100" w:type="dxa"/>
+              <w:right w:w="100" w:type="dxa"/>
+            </w:tcMar>
+          </w:tcPr>
+          <w:p>
+            <w:pPr>
+              <w:spacing w:after="0"/>
+              <w:jc w:val="center"/>
+            </w:pPr>
+            <w:r>
+              <w:rPr>
+                <w:rFonts w:ascii="Calibri" w:hAnsi="Calibri"/>
+                <w:color w:val="334155"/>
+                <w:sz w:val="20"/>
+              </w:rPr>
+              <w:t>5.0% simple APR</w:t>
+            </w:r>
+          </w:p>
+        </w:tc>
+        <w:tc>
+          <w:tcPr>
+            <w:tcW w:type="dxa" w:w="2340"/>
+            <w:shd w:val="clear" w:color="auto" w:fill="F9FAFB"/>
+            <w:tcMar>
+              <w:top w:w="60" w:type="dxa"/>
+              <w:bottom w:w="60" w:type="dxa"/>
+              <w:left w:w="100" w:type="dxa"/>
+              <w:right w:w="100" w:type="dxa"/>
+            </w:tcMar>
+          </w:tcPr>
+          <w:p>
+            <w:pPr>
+              <w:spacing w:after="0"/>
+              <w:jc w:val="center"/>
+            </w:pPr>
+            <w:r>
+              <w:rPr>
+                <w:rFonts w:ascii="Calibri" w:hAnsi="Calibri"/>
+                <w:color w:val="334155"/>
+                <w:sz w:val="20"/>
+              </w:rPr>
+              <w:t>1.0x</w:t>
+            </w:r>
+          </w:p>
+        </w:tc>
+      </w:tr>
+      <w:tr>
+        <w:tc>
+          <w:tcPr>
+            <w:tcW w:type="dxa" w:w="2340"/>
+            <w:shd w:val="clear" w:color="auto" w:fill="FFFFFF"/>
+            <w:tcMar>
+              <w:top w:w="60" w:type="dxa"/>
+              <w:bottom w:w="60" w:type="dxa"/>
+              <w:left w:w="100" w:type="dxa"/>
+              <w:right w:w="100" w:type="dxa"/>
+            </w:tcMar>
+          </w:tcPr>
+          <w:p>
+            <w:pPr>
+              <w:spacing w:after="0"/>
+              <w:jc w:val="center"/>
+            </w:pPr>
+            <w:r>
+              <w:rPr>
+                <w:rFonts w:ascii="Calibri" w:hAnsi="Calibri"/>
+                <w:color w:val="334155"/>
+                <w:sz w:val="20"/>
+              </w:rPr>
+              <w:t>Strict Budget Spenders</w:t>
+            </w:r>
+          </w:p>
+        </w:tc>
+        <w:tc>
+          <w:tcPr>
+            <w:tcW w:type="dxa" w:w="2340"/>
+            <w:shd w:val="clear" w:color="auto" w:fill="FFFFFF"/>
+            <w:tcMar>
+              <w:top w:w="60" w:type="dxa"/>
+              <w:bottom w:w="60" w:type="dxa"/>
+              <w:left w:w="100" w:type="dxa"/>
+              <w:right w:w="100" w:type="dxa"/>
+            </w:tcMar>
+          </w:tcPr>
+          <w:p>
+            <w:pPr>
+              <w:spacing w:after="0"/>
+              <w:jc w:val="center"/>
+            </w:pPr>
+            <w:r>
+              <w:rPr>
+                <w:rFonts w:ascii="Calibri" w:hAnsi="Calibri"/>
+                <w:color w:val="334155"/>
+                <w:sz w:val="20"/>
+              </w:rPr>
+              <w:t>Rs. 20,000</w:t>
+            </w:r>
+          </w:p>
+        </w:tc>
+        <w:tc>
+          <w:tcPr>
+            <w:tcW w:type="dxa" w:w="2340"/>
+            <w:shd w:val="clear" w:color="auto" w:fill="FFFFFF"/>
+            <w:tcMar>
+              <w:top w:w="60" w:type="dxa"/>
+              <w:bottom w:w="60" w:type="dxa"/>
+              <w:left w:w="100" w:type="dxa"/>
+              <w:right w:w="100" w:type="dxa"/>
+            </w:tcMar>
+          </w:tcPr>
+          <w:p>
+            <w:pPr>
+              <w:spacing w:after="0"/>
+              <w:jc w:val="center"/>
+            </w:pPr>
+            <w:r>
+              <w:rPr>
+                <w:rFonts w:ascii="Calibri" w:hAnsi="Calibri"/>
+                <w:color w:val="334155"/>
+                <w:sz w:val="20"/>
+              </w:rPr>
+              <w:t>8.0% simple APR</w:t>
+            </w:r>
+          </w:p>
+        </w:tc>
+        <w:tc>
+          <w:tcPr>
+            <w:tcW w:type="dxa" w:w="2340"/>
+            <w:shd w:val="clear" w:color="auto" w:fill="FFFFFF"/>
+            <w:tcMar>
+              <w:top w:w="60" w:type="dxa"/>
+              <w:bottom w:w="60" w:type="dxa"/>
+              <w:left w:w="100" w:type="dxa"/>
+              <w:right w:w="100" w:type="dxa"/>
+            </w:tcMar>
+          </w:tcPr>
+          <w:p>
+            <w:pPr>
+              <w:spacing w:after="0"/>
+              <w:jc w:val="center"/>
+            </w:pPr>
+            <w:r>
+              <w:rPr>
+                <w:rFonts w:ascii="Calibri" w:hAnsi="Calibri"/>
+                <w:color w:val="334155"/>
+                <w:sz w:val="20"/>
+              </w:rPr>
+              <w:t>1.0x</w:t>
             </w:r>
           </w:p>
         </w:tc>
@@ -84,16 +1114,71 @@
     <w:p/>
     <w:p>
       <w:pPr>
-        <w:spacing w:before="360" w:after="120"/>
+        <w:spacing w:after="200" w:line="276" w:lineRule="auto"/>
+      </w:pPr>
+      <w:r>
+        <w:rPr>
+          <w:rFonts w:ascii="Calibri" w:hAnsi="Calibri"/>
+          <w:b/>
+          <w:color w:val="1E293B"/>
+          <w:sz w:val="23"/>
+        </w:rPr>
+        <w:t xml:space="preserve">Loan Rules: </w:t>
+      </w:r>
+      <w:r>
+        <w:rPr>
+          <w:rFonts w:ascii="Calibri" w:hAnsi="Calibri"/>
+          <w:color w:val="334155"/>
+          <w:sz w:val="23"/>
+        </w:rPr>
+        <w:t>Instant micro-loans can be requested at checkout. Eligibility checks verify that the customer's total outstanding debt does not exceed their segment-specific credit limit. Simple interest is computed dynamically based on the segment risk profile.</w:t>
+      </w:r>
+    </w:p>
+    <w:p>
+      <w:r>
+        <w:br w:type="page"/>
+      </w:r>
+    </w:p>
+    <w:p>
+      <w:pPr>
+        <w:keepNext/>
+        <w:spacing w:before="400" w:after="160"/>
       </w:pPr>
       <w:r>
         <w:rPr>
           <w:rFonts w:ascii="Georgia" w:hAnsi="Georgia"/>
           <w:b/>
-          <w:color w:val="F59E0B"/>
-          <w:sz w:val="32"/>
+          <w:color w:val="7000FF"/>
+          <w:sz w:val="36"/>
         </w:rPr>
-        <w:t>1. Vectorized K-Means Clustering Engine</w:t>
+        <w:t>Classroom Q&amp;A Cheat Sheet (Defense Guide)</w:t>
+      </w:r>
+    </w:p>
+    <w:p>
+      <w:pPr>
+        <w:spacing w:after="200" w:line="276" w:lineRule="auto"/>
+      </w:pPr>
+      <w:r>
+        <w:rPr>
+          <w:rFonts w:ascii="Calibri" w:hAnsi="Calibri"/>
+          <w:color w:val="334155"/>
+          <w:sz w:val="23"/>
+        </w:rPr>
+        <w:t>Review these common technical questions and answers to prepare for questions from professors or classmates during your presentation:</w:t>
+      </w:r>
+    </w:p>
+    <w:p>
+      <w:pPr>
+        <w:spacing w:before="160" w:after="40"/>
+      </w:pPr>
+      <w:r>
+        <w:rPr>
+          <w:rFonts w:ascii="Calibri" w:hAnsi="Calibri"/>
+          <w:b/>
+          <w:color w:val="7000FF"/>
+          <w:sz w:val="22"/>
+        </w:rPr>
+        <w:t>Q: Why write K-Means in pure NumPy rather than importing scikit-learn?</w:t>
       </w:r>
     </w:p>
     <w:p>
@@ -103,87 +1188,24 @@
       <w:r>
         <w:rPr>
           <w:rFonts w:ascii="Calibri" w:hAnsi="Calibri"/>
+          <w:color w:val="475569"/>
           <w:sz w:val="22"/>
         </w:rPr>
-        <w:t>Phase 2 implements advanced data analytics to segment customers dynamically using customer transaction logs. A custom-built K-Means clustering engine is programmed in pure NumPy (without scikit-learn dependencies) to fit 6 customer profiles:</w:t>
+        <w:t>A: Scikit-learn is a massive library with extensive system dependencies, making it heavy for low-latency web applications. Writing K-Means in vectorized NumPy keeps code lightweight, runs on clean Python installations, and executes clustering logic instantly. It demonstrates a deep mathematical understanding of ML algorithms rather than just calling an API.</w:t>
       </w:r>
     </w:p>
     <w:p>
       <w:pPr>
-        <w:pStyle w:val="ListBullet"/>
-        <w:spacing w:after="80"/>
+        <w:spacing w:before="160" w:after="40"/>
       </w:pPr>
       <w:r>
         <w:rPr>
           <w:rFonts w:ascii="Calibri" w:hAnsi="Calibri"/>
           <w:b/>
+          <w:color w:val="7000FF"/>
+          <w:sz w:val="22"/>
         </w:rPr>
-        <w:t xml:space="preserve">K-Means++ Seeding: </w:t>
-      </w:r>
-      <w:r>
-        <w:t>Initializes centroids using a distance-weighted probability distribution, avoiding poor local minima and speeding up convergence times.</w:t>
-      </w:r>
-    </w:p>
-    <w:p>
-      <w:pPr>
-        <w:pStyle w:val="ListBullet"/>
-        <w:spacing w:after="80"/>
-      </w:pPr>
-      <w:r>
-        <w:rPr>
-          <w:rFonts w:ascii="Calibri" w:hAnsi="Calibri"/>
-          <w:b/>
-        </w:rPr>
-        <w:t xml:space="preserve">Broadcasting Vectorization: </w:t>
-      </w:r>
-      <w:r>
-        <w:t>Computes distances in milliseconds using NumPy multidimensional broadcasting arrays, fitting large datasets instantly.</w:t>
-      </w:r>
-    </w:p>
-    <w:p>
-      <w:pPr>
-        <w:pStyle w:val="ListBullet"/>
-        <w:spacing w:after="80"/>
-      </w:pPr>
-      <w:r>
-        <w:rPr>
-          <w:rFonts w:ascii="Calibri" w:hAnsi="Calibri"/>
-          <w:b/>
-        </w:rPr>
-        <w:t xml:space="preserve">Silhouette Quality Evaluator: </w:t>
-      </w:r>
-      <w:r>
-        <w:t>Calculates silhouette scores to quantify cluster cohesion and separation, verifying convergence accuracy.</w:t>
-      </w:r>
-    </w:p>
-    <w:p>
-      <w:pPr>
-        <w:pStyle w:val="ListBullet"/>
-        <w:spacing w:after="80"/>
-      </w:pPr>
-      <w:r>
-        <w:rPr>
-          <w:rFonts w:ascii="Calibri" w:hAnsi="Calibri"/>
-          <w:b/>
-        </w:rPr>
-        <w:t xml:space="preserve">Model Persistence: </w:t>
-      </w:r>
-      <w:r>
-        <w:t>Saves fitted centroids, classification feature maps, and active labels dynamically as .npy data vectors to minimize server load.</w:t>
-      </w:r>
-    </w:p>
-    <w:p>
-      <w:pPr>
-        <w:spacing w:before="360" w:after="120"/>
-      </w:pPr>
-      <w:r>
-        <w:rPr>
-          <w:rFonts w:ascii="Georgia" w:hAnsi="Georgia"/>
-          <w:b/>
-          <w:color w:val="F59E0B"/>
-          <w:sz w:val="32"/>
-        </w:rPr>
-        <w:t>2. Reactive Store Credit Engine</w:t>
+        <w:t>Q: How does K-Means++ improve standard random centroid initialization?</w:t>
       </w:r>
     </w:p>
     <w:p>
@@ -193,145 +1215,37 @@
       <w:r>
         <w:rPr>
           <w:rFonts w:ascii="Calibri" w:hAnsi="Calibri"/>
+          <w:color w:val="475569"/>
           <w:sz w:val="22"/>
         </w:rPr>
-        <w:t>To facilitate seamless shopping checkout without requiring standard credit cards, we built an underwriting engine in store_credit_engine.py. It automatically manages credit lines, loyalty bonuses, and micro-loan approvals reacting directly to K-Means clusters:</w:t>
+        <w:t>A: Standard random initialization can select starting centroids that are close together, resulting in sub-optimal local minima and poor segment groupings. K-Means++ chooses the first centroid randomly, and then selects subsequent centroids with a probability proportional to their squared distance from existing centers. This ensures they are spread out across the feature space, leading to faster, more consistent convergence.</w:t>
       </w:r>
     </w:p>
     <w:p>
       <w:pPr>
-        <w:pStyle w:val="ListBullet"/>
-        <w:spacing w:after="80"/>
+        <w:spacing w:before="160" w:after="40"/>
       </w:pPr>
       <w:r>
         <w:rPr>
           <w:rFonts w:ascii="Calibri" w:hAnsi="Calibri"/>
           <w:b/>
-          <w:sz w:val="21"/>
+          <w:color w:val="7000FF"/>
+          <w:sz w:val="22"/>
         </w:rPr>
-        <w:t xml:space="preserve">Tiered Credit Lines: </w:t>
-      </w:r>
-      <w:r>
-        <w:rPr>
-          <w:rFonts w:ascii="Calibri" w:hAnsi="Calibri"/>
-          <w:sz w:val="21"/>
-        </w:rPr>
-        <w:t>Limits scale by segment (Ultra-Luxury Spenders get Rs. 500,000 credit limit; Strict Budget Spenders get Rs. 20,000 credit limit).</w:t>
+        <w:t>Q: How does the simple interest formula react dynamically to loans?</w:t>
       </w:r>
     </w:p>
     <w:p>
       <w:pPr>
-        <w:pStyle w:val="ListBullet"/>
-        <w:spacing w:after="80"/>
+        <w:spacing w:after="200"/>
       </w:pPr>
       <w:r>
         <w:rPr>
           <w:rFonts w:ascii="Calibri" w:hAnsi="Calibri"/>
-          <w:b/>
-          <w:sz w:val="21"/>
-        </w:rPr>
-        <w:t xml:space="preserve">Active Micro-Loans: </w:t>
-      </w:r>
-      <w:r>
-        <w:rPr>
-          <w:rFonts w:ascii="Calibri" w:hAnsi="Calibri"/>
-          <w:sz w:val="21"/>
-        </w:rPr>
-        <w:t>Shoppers can solicit emergency loans at the checkout desk. Approvals cross-reference debt limits and past defaults.</w:t>
-      </w:r>
-    </w:p>
-    <w:p>
-      <w:pPr>
-        <w:pStyle w:val="ListBullet"/>
-        <w:spacing w:after="80"/>
-      </w:pPr>
-      <w:r>
-        <w:rPr>
-          <w:rFonts w:ascii="Calibri" w:hAnsi="Calibri"/>
-          <w:b/>
-          <w:sz w:val="21"/>
-        </w:rPr>
-        <w:t xml:space="preserve">Segment Interest Rates: </w:t>
-      </w:r>
-      <w:r>
-        <w:rPr>
-          <w:rFonts w:ascii="Calibri" w:hAnsi="Calibri"/>
-          <w:sz w:val="21"/>
-        </w:rPr>
-        <w:t>Loans carry simple interest matching risk parameters (Ultra-Luxury: 0% APR; Strict Budget: 8.0% APR).</w:t>
-      </w:r>
-    </w:p>
-    <w:p>
-      <w:pPr>
-        <w:pStyle w:val="ListBullet"/>
-        <w:spacing w:after="80"/>
-      </w:pPr>
-      <w:r>
-        <w:rPr>
-          <w:rFonts w:ascii="Calibri" w:hAnsi="Calibri"/>
-          <w:b/>
-          <w:sz w:val="21"/>
-        </w:rPr>
-        <w:t xml:space="preserve">Loyalty Multipliers: </w:t>
-      </w:r>
-      <w:r>
-        <w:rPr>
-          <w:rFonts w:ascii="Calibri" w:hAnsi="Calibri"/>
-          <w:sz w:val="21"/>
-        </w:rPr>
-        <w:t>Store points are awarded with multipliers relative to the visitor's behavioral segment.</w:t>
-      </w:r>
-    </w:p>
-    <w:p>
-      <w:pPr>
-        <w:spacing w:before="360" w:after="120"/>
-      </w:pPr>
-      <w:r>
-        <w:rPr>
-          <w:rFonts w:ascii="Georgia" w:hAnsi="Georgia"/>
-          <w:b/>
-          <w:color w:val="F59E0B"/>
-          <w:sz w:val="32"/>
-        </w:rPr>
-        <w:t>3. AI Concierge SDK Integration</w:t>
-      </w:r>
-    </w:p>
-    <w:p>
-      <w:pPr>
-        <w:spacing w:after="240"/>
-      </w:pPr>
-      <w:r>
-        <w:rPr>
-          <w:rFonts w:ascii="Calibri" w:hAnsi="Calibri"/>
+          <w:color w:val="475569"/>
           <w:sz w:val="22"/>
         </w:rPr>
-        <w:t>Utilizing the Antigravity SDK, a real-time concierge agent welcomes customers checking in at the kiosk. It pulls their profile coordinates, loyalty history, and segment tags from the backend. The agent generates a personalized audio/text welcoming greeting, listing product recommendations targeted to their shopper tier (e.g. organic pantry items for health-conscious buyers).</w:t>
-      </w:r>
-    </w:p>
-    <w:p>
-      <w:pPr>
-        <w:spacing w:before="360" w:after="120"/>
-      </w:pPr>
-      <w:r>
-        <w:rPr>
-          <w:rFonts w:ascii="Georgia" w:hAnsi="Georgia"/>
-          <w:b/>
-          <w:color w:val="F59E0B"/>
-          <w:sz w:val="32"/>
-        </w:rPr>
-        <w:t>4. Administrative Dashboard &amp; Web API</w:t>
-      </w:r>
-    </w:p>
-    <w:p>
-      <w:pPr>
-        <w:spacing w:after="240"/>
-      </w:pPr>
-      <w:r>
-        <w:rPr>
-          <w:rFonts w:ascii="Calibri" w:hAnsi="Calibri"/>
-          <w:sz w:val="22"/>
-        </w:rPr>
-        <w:t>A central admin panel (dashboard.html) serves as the primary portal for store managers to analyze retail metrics. It includes dynamic visual SVG widgets (showing customer segment spreads and payment splits) without placeholders. It features a complete Inventory SKU CRUD manager, shift logs for automation technician supervisors, and a Manager AI assistant that answers operations queries based on live transaction logs.</w:t>
+        <w:t>A: Simple interest is calculated as Principal * (APR / 365) * Days. The APR rate is determined by the customer's behavioral segment. If a user is re-clustered into a lower-risk segment due to increased spending or more frequent visits, their APR decreases, dynamically rewarding improved purchasing behavior.</w:t>
       </w:r>
     </w:p>
     <w:sectPr>

--- a/documentation/phase_2_report.docx
+++ b/documentation/phase_2_report.docx
@@ -4,34 +4,63 @@
   <w:body>
     <w:p>
       <w:pPr>
-        <w:spacing w:before="2400" w:after="200"/>
-        <w:jc w:val="center"/>
+        <w:spacing w:before="1600"/>
+      </w:pPr>
+    </w:p>
+    <w:p>
+      <w:pPr>
+        <w:spacing w:after="40"/>
+        <w:jc w:val="left"/>
       </w:pPr>
       <w:r>
         <w:rPr>
-          <w:rFonts w:ascii="Georgia" w:hAnsi="Georgia"/>
+          <w:rFonts w:ascii="Arial" w:hAnsi="Arial"/>
           <w:b/>
-          <w:color w:val="7000FF"/>
-          <w:sz w:val="64"/>
+          <w:color w:val="5B21B6"/>
+          <w:sz w:val="52"/>
         </w:rPr>
         <w:t>NEXUS SHOPKEEPER</w:t>
       </w:r>
     </w:p>
+    <w:tbl>
+      <w:tblPr>
+        <w:tblW w:type="auto" w:w="0"/>
+        <w:jc w:val="left"/>
+        <w:tblLook w:firstColumn="1" w:firstRow="1" w:lastColumn="0" w:lastRow="0" w:noHBand="0" w:noVBand="1" w:val="04A0"/>
+      </w:tblPr>
+      <w:tblGrid>
+        <w:gridCol w:w="9360"/>
+      </w:tblGrid>
+      <w:tr>
+        <w:tc>
+          <w:tcPr>
+            <w:tcW w:type="dxa" w:w="9360"/>
+            <w:shd w:val="clear" w:color="auto" w:fill="1E293B"/>
+            <w:tcMar>
+              <w:top w:w="20" w:type="dxa"/>
+              <w:bottom w:w="20" w:type="dxa"/>
+              <w:left w:w="0" w:type="dxa"/>
+              <w:right w:w="0" w:type="dxa"/>
+            </w:tcMar>
+          </w:tcPr>
+          <w:p/>
+        </w:tc>
+      </w:tr>
+    </w:tbl>
     <w:p>
       <w:pPr>
-        <w:spacing w:after="2000"/>
-        <w:jc w:val="center"/>
+        <w:spacing w:before="240" w:after="3600"/>
       </w:pPr>
       <w:r>
         <w:rPr>
           <w:rFonts w:ascii="Calibri" w:hAnsi="Calibri"/>
           <w:i/>
-          <w:color w:val="636985"/>
-          <w:sz w:val="26"/>
+          <w:color w:val="64748B"/>
+          <w:sz w:val="25"/>
         </w:rPr>
-        <w:t>Milestone Phase 2: Vectorized ML K-Means Engine &amp; Credit SaaS</w:t>
+        <w:t>Milestone Phase 2 Specification: Vectorized ML &amp; Credit SaaS Engine</w:t>
         <w:br/>
-        <w:t>Co-Presenter Administration technical Guide</w:t>
+        <w:t>Classroom Presentation &amp; Technical Documentation</w:t>
       </w:r>
     </w:p>
     <w:tbl>
@@ -47,35 +76,77 @@
         <w:tc>
           <w:tcPr>
             <w:tcW w:type="dxa" w:w="9360"/>
-            <w:shd w:val="clear" w:color="auto" w:fill="F3F4F6"/>
+            <w:shd w:val="clear" w:color="auto" w:fill="F8FAFC"/>
             <w:tcMar>
-              <w:top w:w="160" w:type="dxa"/>
-              <w:bottom w:w="160" w:type="dxa"/>
-              <w:left w:w="200" w:type="dxa"/>
-              <w:right w:w="200" w:type="dxa"/>
+              <w:top w:w="180" w:type="dxa"/>
+              <w:bottom w:w="180" w:type="dxa"/>
+              <w:left w:w="240" w:type="dxa"/>
+              <w:right w:w="240" w:type="dxa"/>
             </w:tcMar>
+            <w:tcBorders>
+              <w:top w:val="none"/>
+              <w:left w:val="single" w:sz="24" w:space="0" w:color="475569"/>
+              <w:bottom w:val="none"/>
+              <w:right w:val="none"/>
+            </w:tcBorders>
           </w:tcPr>
           <w:p>
             <w:pPr>
-              <w:spacing w:after="0"/>
-              <w:jc w:val="center"/>
+              <w:spacing w:after="0" w:line="288" w:lineRule="auto"/>
             </w:pPr>
             <w:r>
               <w:rPr>
                 <w:rFonts w:ascii="Calibri" w:hAnsi="Calibri"/>
                 <w:b/>
-                <w:color w:val="1E293B"/>
-                <w:sz w:val="22"/>
+                <w:color w:val="334155"/>
+                <w:sz w:val="21"/>
               </w:rPr>
-              <w:t>CLASSROOM PRESENTATION ARCHIVE</w:t>
+              <w:t>PROJECT SPECIFICATION ARCHIVE</w:t>
               <w:br/>
-              <w:t>Presented By: Group Member B (Co-Presenter)</w:t>
+            </w:r>
+            <w:r>
+              <w:rPr>
+                <w:rFonts w:ascii="Calibri" w:hAnsi="Calibri"/>
+                <w:color w:val="334155"/>
+                <w:sz w:val="21"/>
+              </w:rPr>
+              <w:t>Presented By: Classroom Presenter (Milestone 2 Lead)</w:t>
               <w:br/>
-              <w:t>Role: ML Engineer &amp; Credit Desk Designer</w:t>
+            </w:r>
+            <w:r>
+              <w:rPr>
+                <w:rFonts w:ascii="Calibri" w:hAnsi="Calibri"/>
+                <w:color w:val="334155"/>
+                <w:sz w:val="21"/>
+              </w:rPr>
+              <w:t>Affiliation: Department of Software Engineering</w:t>
               <w:br/>
+            </w:r>
+            <w:r>
+              <w:rPr>
+                <w:rFonts w:ascii="Calibri" w:hAnsi="Calibri"/>
+                <w:color w:val="334155"/>
+                <w:sz w:val="21"/>
+              </w:rPr>
               <w:t>Date: June 2026</w:t>
               <w:br/>
-              <w:t>Focus: NumPy Broadcasting K-Means, Underwriting Risk Limits, Simple Interest Loans</w:t>
+            </w:r>
+            <w:r>
+              <w:rPr>
+                <w:rFonts w:ascii="Calibri" w:hAnsi="Calibri"/>
+                <w:color w:val="334155"/>
+                <w:sz w:val="21"/>
+              </w:rPr>
+              <w:t>Software Release: Nexus Shopkeeper v1.0.0 (Pakistani Retail SaaS)</w:t>
+              <w:br/>
+            </w:r>
+            <w:r>
+              <w:rPr>
+                <w:rFonts w:ascii="Calibri" w:hAnsi="Calibri"/>
+                <w:color w:val="334155"/>
+                <w:sz w:val="21"/>
+              </w:rPr>
+              <w:t>Focus: NumPy Broadcasting K-Means, Credit Policy Limits, Simple Interest Loans</w:t>
             </w:r>
           </w:p>
         </w:tc>
@@ -89,14 +160,14 @@
     <w:p>
       <w:pPr>
         <w:keepNext/>
-        <w:spacing w:before="400" w:after="160"/>
+        <w:spacing w:before="480" w:after="160"/>
       </w:pPr>
       <w:r>
         <w:rPr>
-          <w:rFonts w:ascii="Georgia" w:hAnsi="Georgia"/>
+          <w:rFonts w:ascii="Arial" w:hAnsi="Arial"/>
           <w:b/>
-          <w:color w:val="7000FF"/>
-          <w:sz w:val="36"/>
+          <w:color w:val="5B21B6"/>
+          <w:sz w:val="32"/>
         </w:rPr>
         <w:t>Presentation Slide-by-Slide Outline</w:t>
       </w:r>
@@ -109,87 +180,87 @@
         <w:rPr>
           <w:rFonts w:ascii="Calibri" w:hAnsi="Calibri"/>
           <w:color w:val="334155"/>
-          <w:sz w:val="23"/>
+          <w:sz w:val="22"/>
         </w:rPr>
-        <w:t>Use this handy page as your speech sheet while standing in front of the class. It guides you slide-by-slide through the administration &amp; ML modules:</w:t>
+        <w:t>This outline serves as your presentation speech sheet during the classroom evaluation. It breaks down the ML and financial models slide-by-slide:</w:t>
       </w:r>
     </w:p>
     <w:p>
       <w:pPr>
-        <w:spacing w:after="120" w:line="276" w:lineRule="auto"/>
+        <w:spacing w:after="200" w:line="276" w:lineRule="auto"/>
       </w:pPr>
       <w:r>
         <w:rPr>
           <w:rFonts w:ascii="Calibri" w:hAnsi="Calibri"/>
           <w:b/>
-          <w:color w:val="1E293B"/>
-          <w:sz w:val="23"/>
+          <w:color w:val="0F172A"/>
+          <w:sz w:val="22"/>
         </w:rPr>
-        <w:t xml:space="preserve">• Slide 1: Phase 2 Goals: </w:t>
+        <w:t xml:space="preserve">• Slide 1: Phase 2 Overview: </w:t>
       </w:r>
       <w:r>
         <w:rPr>
           <w:rFonts w:ascii="Calibri" w:hAnsi="Calibri"/>
           <w:color w:val="334155"/>
-          <w:sz w:val="23"/>
+          <w:sz w:val="22"/>
         </w:rPr>
-        <w:t>Introduce Phase 2: focusing on backend analytics and customer risk management. The store segments buyers to offer personalized micro-loans, dynamic interest rates, and customized credit limits.</w:t>
+        <w:t>Explain that Phase 2 focuses on advanced SaaS analytics. The system segments customers using a custom K-Means engine to offer dynamic micro-loans, personalized credit limits, and interest rates.</w:t>
       </w:r>
     </w:p>
     <w:p>
       <w:pPr>
-        <w:spacing w:after="120" w:line="276" w:lineRule="auto"/>
+        <w:spacing w:after="200" w:line="276" w:lineRule="auto"/>
       </w:pPr>
       <w:r>
         <w:rPr>
           <w:rFonts w:ascii="Calibri" w:hAnsi="Calibri"/>
           <w:b/>
-          <w:color w:val="1E293B"/>
-          <w:sz w:val="23"/>
+          <w:color w:val="0F172A"/>
+          <w:sz w:val="22"/>
         </w:rPr>
-        <w:t xml:space="preserve">• Slide 2: Vectorized K-Means Model: </w:t>
+        <w:t xml:space="preserve">• Slide 2: NumPy Vectorized K-Means: </w:t>
       </w:r>
       <w:r>
         <w:rPr>
           <w:rFonts w:ascii="Calibri" w:hAnsi="Calibri"/>
           <w:color w:val="334155"/>
-          <w:sz w:val="23"/>
+          <w:sz w:val="22"/>
         </w:rPr>
-        <w:t>Discuss the machine learning implementation. We built a vectorized K-Means clustering algorithm using pure NumPy. Explain the benefits of vectorization: distances are computed instantly using broadcasting arrays rather than nested python loops.</w:t>
+        <w:t>Discuss the machine learning implementation. We built K-Means from scratch using pure NumPy broadcasting, fitting 500 behavioral records in milliseconds without scikit-learn dependency.</w:t>
       </w:r>
     </w:p>
     <w:p>
       <w:pPr>
-        <w:spacing w:after="120" w:line="276" w:lineRule="auto"/>
+        <w:spacing w:after="200" w:line="276" w:lineRule="auto"/>
       </w:pPr>
       <w:r>
         <w:rPr>
           <w:rFonts w:ascii="Calibri" w:hAnsi="Calibri"/>
           <w:b/>
-          <w:color w:val="1E293B"/>
-          <w:sz w:val="23"/>
+          <w:color w:val="0F172A"/>
+          <w:sz w:val="22"/>
         </w:rPr>
-        <w:t xml:space="preserve">• Slide 3: Credit Line Underwriting: </w:t>
+        <w:t xml:space="preserve">• Slide 3: Credit Line Underwriting Policies: </w:t>
       </w:r>
       <w:r>
         <w:rPr>
           <w:rFonts w:ascii="Calibri" w:hAnsi="Calibri"/>
           <w:color w:val="334155"/>
-          <w:sz w:val="23"/>
+          <w:sz w:val="22"/>
         </w:rPr>
-        <w:t>Present the dynamic store credit engine policies. Explain how credit limits and loan interest rates (APR) adapt to customer risk tiers, offering higher limits to premium segments and protective rates to budget spenders.</w:t>
+        <w:t>Present the dynamic store credit policies. Show how limits and simple interest rates (APR) scale by risk segment, protecting the mart from defaults while rewarding loyalty.</w:t>
       </w:r>
     </w:p>
     <w:p>
       <w:pPr>
-        <w:spacing w:after="120" w:line="276" w:lineRule="auto"/>
+        <w:spacing w:after="200" w:line="276" w:lineRule="auto"/>
       </w:pPr>
       <w:r>
         <w:rPr>
           <w:rFonts w:ascii="Calibri" w:hAnsi="Calibri"/>
           <w:b/>
-          <w:color w:val="1E293B"/>
-          <w:sz w:val="23"/>
+          <w:color w:val="0F172A"/>
+          <w:sz w:val="22"/>
         </w:rPr>
         <w:t xml:space="preserve">• Slide 4: Management UI Controls: </w:t>
       </w:r>
@@ -197,21 +268,21 @@
         <w:rPr>
           <w:rFonts w:ascii="Calibri" w:hAnsi="Calibri"/>
           <w:color w:val="334155"/>
-          <w:sz w:val="23"/>
+          <w:sz w:val="22"/>
         </w:rPr>
-        <w:t>Walk through the Administrative Dashboard features. Highlight the SVG segment distribution charts, the technician shift toggles, and the Manager AI assistant that pulls database records to answer business queries.</w:t>
+        <w:t>Highlight the Administrative Dashboard features. Showcase the SVG segment distribution charts, the supervisor shift toggles, and the Manager AI assistant that pulls database records to answer business queries.</w:t>
       </w:r>
     </w:p>
     <w:p>
       <w:pPr>
-        <w:spacing w:after="120" w:line="276" w:lineRule="auto"/>
+        <w:spacing w:after="200" w:line="276" w:lineRule="auto"/>
       </w:pPr>
       <w:r>
         <w:rPr>
           <w:rFonts w:ascii="Calibri" w:hAnsi="Calibri"/>
           <w:b/>
-          <w:color w:val="1E293B"/>
-          <w:sz w:val="23"/>
+          <w:color w:val="0F172A"/>
+          <w:sz w:val="22"/>
         </w:rPr>
         <w:t xml:space="preserve">• Slide 5: Live ML Pipeline Convergence: </w:t>
       </w:r>
@@ -219,7 +290,7 @@
         <w:rPr>
           <w:rFonts w:ascii="Calibri" w:hAnsi="Calibri"/>
           <w:color w:val="334155"/>
-          <w:sz w:val="23"/>
+          <w:sz w:val="22"/>
         </w:rPr>
         <w:t>Discuss model training and accuracy evaluation metrics. The pipeline convergence checks track clustering metrics to ensure reliable segment classification.</w:t>
       </w:r>
@@ -232,14 +303,14 @@
     <w:p>
       <w:pPr>
         <w:keepNext/>
-        <w:spacing w:before="400" w:after="160"/>
+        <w:spacing w:before="480" w:after="160"/>
       </w:pPr>
       <w:r>
         <w:rPr>
-          <w:rFonts w:ascii="Georgia" w:hAnsi="Georgia"/>
+          <w:rFonts w:ascii="Arial" w:hAnsi="Arial"/>
           <w:b/>
-          <w:color w:val="7000FF"/>
-          <w:sz w:val="36"/>
+          <w:color w:val="5B21B6"/>
+          <w:sz w:val="32"/>
         </w:rPr>
         <w:t>Vectorized ML K-Means Clustering</w:t>
       </w:r>
@@ -252,77 +323,126 @@
         <w:rPr>
           <w:rFonts w:ascii="Calibri" w:hAnsi="Calibri"/>
           <w:color w:val="334155"/>
-          <w:sz w:val="23"/>
+          <w:sz w:val="22"/>
         </w:rPr>
         <w:t>To automate loyalty segment discovery, we developed a dynamic K-Means clustering engine in kmeans_engine.py. Crucially, the model is implemented without scikit-learn or external ML dependencies, using only vectorized NumPy arrays:</w:t>
       </w:r>
     </w:p>
     <w:p>
       <w:pPr>
-        <w:spacing w:after="160" w:line="276" w:lineRule="auto"/>
+        <w:pStyle w:val="ListBullet"/>
+        <w:spacing w:after="80"/>
       </w:pPr>
       <w:r>
         <w:rPr>
           <w:rFonts w:ascii="Calibri" w:hAnsi="Calibri"/>
           <w:b/>
-          <w:color w:val="1E293B"/>
-          <w:sz w:val="23"/>
         </w:rPr>
         <w:t xml:space="preserve">K-Means++ Centroid Initialization: </w:t>
       </w:r>
       <w:r>
-        <w:rPr>
-          <w:rFonts w:ascii="Calibri" w:hAnsi="Calibri"/>
-          <w:color w:val="334155"/>
-          <w:sz w:val="23"/>
-        </w:rPr>
-        <w:t>Before clustering, the engine picks initial centroids using distance-weighted probabilities. This ensures fast convergence (averaging under 15 iterations) and prevents the model from settling into sub-optimal local minima.</w:t>
+        <w:t>Initializes centroids using a distance-weighted probability distribution, avoiding poor local minima and speeding up convergence times.</w:t>
       </w:r>
     </w:p>
     <w:p>
       <w:pPr>
-        <w:spacing w:after="160" w:line="276" w:lineRule="auto"/>
+        <w:pStyle w:val="ListBullet"/>
+        <w:spacing w:after="80"/>
       </w:pPr>
       <w:r>
         <w:rPr>
           <w:rFonts w:ascii="Calibri" w:hAnsi="Calibri"/>
           <w:b/>
-          <w:color w:val="1E293B"/>
-          <w:sz w:val="23"/>
         </w:rPr>
-        <w:t xml:space="preserve">NumPy Broadcasting Math: </w:t>
+        <w:t xml:space="preserve">Broadcasting Vectorization: </w:t>
       </w:r>
       <w:r>
-        <w:rPr>
-          <w:rFonts w:ascii="Calibri" w:hAnsi="Calibri"/>
-          <w:color w:val="334155"/>
-          <w:sz w:val="23"/>
-        </w:rPr>
-        <w:t>Pairwise Euclidean distances from N customers to K centroids are calculated in parallel using broadcasting: diff = data[:, np.newaxis, :] - centroids[np.newaxis, :, :]. This replaces slow Python loops with high-performance C-compiled array calculations on the CPU.</w:t>
+        <w:t>Computes distances in milliseconds using NumPy multidimensional broadcasting arrays, fitting large datasets instantly.</w:t>
       </w:r>
     </w:p>
     <w:p>
       <w:pPr>
-        <w:spacing w:after="160" w:line="276" w:lineRule="auto"/>
+        <w:pStyle w:val="ListBullet"/>
+        <w:spacing w:after="80"/>
       </w:pPr>
       <w:r>
         <w:rPr>
           <w:rFonts w:ascii="Calibri" w:hAnsi="Calibri"/>
           <w:b/>
-          <w:color w:val="1E293B"/>
-          <w:sz w:val="23"/>
         </w:rPr>
-        <w:t xml:space="preserve">Silhouette Score Verification: </w:t>
+        <w:t xml:space="preserve">Silhouette Quality Evaluator: </w:t>
       </w:r>
       <w:r>
-        <w:rPr>
-          <w:rFonts w:ascii="Calibri" w:hAnsi="Calibri"/>
-          <w:color w:val="334155"/>
-          <w:sz w:val="23"/>
-        </w:rPr>
-        <w:t>To validate cluster separation, the engine calculates silhouette coefficients on test partitions, verifying convergence quality before saving centroids to customer_features.npy.</w:t>
+        <w:t>Calculates silhouette scores to quantify cluster cohesion and separation, verifying convergence accuracy.</w:t>
       </w:r>
     </w:p>
+    <w:p>
+      <w:pPr>
+        <w:keepNext/>
+        <w:spacing w:before="320" w:after="120"/>
+      </w:pPr>
+      <w:r>
+        <w:rPr>
+          <w:rFonts w:ascii="Arial" w:hAnsi="Arial"/>
+          <w:b/>
+          <w:color w:val="5B21B6"/>
+          <w:sz w:val="26"/>
+        </w:rPr>
+        <w:t>NumPy Vectorized Distance Broadcasting</w:t>
+      </w:r>
+    </w:p>
+    <w:tbl>
+      <w:tblPr>
+        <w:tblW w:type="auto" w:w="0"/>
+        <w:jc w:val="center"/>
+        <w:tblLook w:firstColumn="1" w:firstRow="1" w:lastColumn="0" w:lastRow="0" w:noHBand="0" w:noVBand="1" w:val="04A0"/>
+      </w:tblPr>
+      <w:tblGrid>
+        <w:gridCol w:w="9360"/>
+      </w:tblGrid>
+      <w:tr>
+        <w:tc>
+          <w:tcPr>
+            <w:tcW w:type="dxa" w:w="9360"/>
+            <w:shd w:val="clear" w:color="auto" w:fill="F1F5F9"/>
+            <w:tcMar>
+              <w:top w:w="100" w:type="dxa"/>
+              <w:bottom w:w="100" w:type="dxa"/>
+              <w:left w:w="140" w:type="dxa"/>
+              <w:right w:w="140" w:type="dxa"/>
+            </w:tcMar>
+            <w:tcBorders>
+              <w:top w:val="single" w:sz="4" w:space="0" w:color="CBD5E1"/>
+              <w:left w:val="single" w:sz="4" w:space="0" w:color="CBD5E1"/>
+              <w:bottom w:val="single" w:sz="4" w:space="0" w:color="CBD5E1"/>
+              <w:right w:val="single" w:sz="4" w:space="0" w:color="CBD5E1"/>
+            </w:tcBorders>
+          </w:tcPr>
+          <w:p>
+            <w:pPr>
+              <w:spacing w:after="0"/>
+            </w:pPr>
+            <w:r>
+              <w:rPr>
+                <w:rFonts w:ascii="Consolas" w:hAnsi="Consolas"/>
+                <w:color w:val="1E293B"/>
+                <w:sz w:val="18"/>
+              </w:rPr>
+              <w:t>import numpy as np</w:t>
+              <w:br/>
+              <w:t># Broadcast shape subtraction: (N, 1, 16) - (1, K, 16) -&gt; (N, K, 16)</w:t>
+              <w:br/>
+              <w:t>diff = data[:, np.newaxis, :] - centroids[np.newaxis, :, :]</w:t>
+              <w:br/>
+              <w:t>distances = np.linalg.norm(diff, axis=2) # Shape: (N, K)</w:t>
+              <w:br/>
+              <w:t>labels = np.argmin(distances, axis=1) # Shape: (N,)</w:t>
+            </w:r>
+          </w:p>
+        </w:tc>
+      </w:tr>
+    </w:tbl>
+    <w:p/>
     <w:p>
       <w:r>
         <w:br w:type="page"/>
@@ -331,14 +451,14 @@
     <w:p>
       <w:pPr>
         <w:keepNext/>
-        <w:spacing w:before="400" w:after="160"/>
+        <w:spacing w:before="480" w:after="160"/>
       </w:pPr>
       <w:r>
         <w:rPr>
-          <w:rFonts w:ascii="Georgia" w:hAnsi="Georgia"/>
+          <w:rFonts w:ascii="Arial" w:hAnsi="Arial"/>
           <w:b/>
-          <w:color w:val="7000FF"/>
-          <w:sz w:val="36"/>
+          <w:color w:val="5B21B6"/>
+          <w:sz w:val="32"/>
         </w:rPr>
         <w:t>Reactive Underwriting &amp; Store Credit Policies</w:t>
       </w:r>
@@ -351,7 +471,7 @@
         <w:rPr>
           <w:rFonts w:ascii="Calibri" w:hAnsi="Calibri"/>
           <w:color w:val="334155"/>
-          <w:sz w:val="23"/>
+          <w:sz w:val="22"/>
         </w:rPr>
         <w:t>The store credit engine governs dynamic accounts. Limits and interest-bearing loan eligibility adapt directly to K-Means segments, facilitating autonomous checkout operations:</w:t>
       </w:r>
@@ -372,12 +492,12 @@
         <w:tc>
           <w:tcPr>
             <w:tcW w:type="dxa" w:w="2340"/>
-            <w:shd w:val="clear" w:color="auto" w:fill="7000FF"/>
+            <w:shd w:val="clear" w:color="auto" w:fill="5B21B6"/>
             <w:tcMar>
-              <w:top w:w="80" w:type="dxa"/>
-              <w:bottom w:w="80" w:type="dxa"/>
-              <w:left w:w="100" w:type="dxa"/>
-              <w:right w:w="100" w:type="dxa"/>
+              <w:top w:w="100" w:type="dxa"/>
+              <w:bottom w:w="100" w:type="dxa"/>
+              <w:left w:w="120" w:type="dxa"/>
+              <w:right w:w="120" w:type="dxa"/>
             </w:tcMar>
           </w:tcPr>
           <w:p>
@@ -386,10 +506,10 @@
             </w:pPr>
             <w:r>
               <w:rPr>
-                <w:rFonts w:ascii="Calibri" w:hAnsi="Calibri"/>
+                <w:rFonts w:ascii="Arial" w:hAnsi="Arial"/>
                 <w:b/>
                 <w:color w:val="FFFFFF"/>
-                <w:sz w:val="21"/>
+                <w:sz w:val="20"/>
               </w:rPr>
               <w:t>Loyalty Segment</w:t>
             </w:r>
@@ -398,12 +518,12 @@
         <w:tc>
           <w:tcPr>
             <w:tcW w:type="dxa" w:w="2340"/>
-            <w:shd w:val="clear" w:color="auto" w:fill="7000FF"/>
+            <w:shd w:val="clear" w:color="auto" w:fill="5B21B6"/>
             <w:tcMar>
-              <w:top w:w="80" w:type="dxa"/>
-              <w:bottom w:w="80" w:type="dxa"/>
-              <w:left w:w="100" w:type="dxa"/>
-              <w:right w:w="100" w:type="dxa"/>
+              <w:top w:w="100" w:type="dxa"/>
+              <w:bottom w:w="100" w:type="dxa"/>
+              <w:left w:w="120" w:type="dxa"/>
+              <w:right w:w="120" w:type="dxa"/>
             </w:tcMar>
           </w:tcPr>
           <w:p>
@@ -412,10 +532,10 @@
             </w:pPr>
             <w:r>
               <w:rPr>
-                <w:rFonts w:ascii="Calibri" w:hAnsi="Calibri"/>
+                <w:rFonts w:ascii="Arial" w:hAnsi="Arial"/>
                 <w:b/>
                 <w:color w:val="FFFFFF"/>
-                <w:sz w:val="21"/>
+                <w:sz w:val="20"/>
               </w:rPr>
               <w:t>Credit Limit (PKR)</w:t>
             </w:r>
@@ -424,12 +544,12 @@
         <w:tc>
           <w:tcPr>
             <w:tcW w:type="dxa" w:w="2340"/>
-            <w:shd w:val="clear" w:color="auto" w:fill="7000FF"/>
+            <w:shd w:val="clear" w:color="auto" w:fill="5B21B6"/>
             <w:tcMar>
-              <w:top w:w="80" w:type="dxa"/>
-              <w:bottom w:w="80" w:type="dxa"/>
-              <w:left w:w="100" w:type="dxa"/>
-              <w:right w:w="100" w:type="dxa"/>
+              <w:top w:w="100" w:type="dxa"/>
+              <w:bottom w:w="100" w:type="dxa"/>
+              <w:left w:w="120" w:type="dxa"/>
+              <w:right w:w="120" w:type="dxa"/>
             </w:tcMar>
           </w:tcPr>
           <w:p>
@@ -438,10 +558,10 @@
             </w:pPr>
             <w:r>
               <w:rPr>
-                <w:rFonts w:ascii="Calibri" w:hAnsi="Calibri"/>
+                <w:rFonts w:ascii="Arial" w:hAnsi="Arial"/>
                 <w:b/>
                 <w:color w:val="FFFFFF"/>
-                <w:sz w:val="21"/>
+                <w:sz w:val="20"/>
               </w:rPr>
               <w:t>Interest Rate (APR)</w:t>
             </w:r>
@@ -450,12 +570,12 @@
         <w:tc>
           <w:tcPr>
             <w:tcW w:type="dxa" w:w="2340"/>
-            <w:shd w:val="clear" w:color="auto" w:fill="7000FF"/>
+            <w:shd w:val="clear" w:color="auto" w:fill="5B21B6"/>
             <w:tcMar>
-              <w:top w:w="80" w:type="dxa"/>
-              <w:bottom w:w="80" w:type="dxa"/>
-              <w:left w:w="100" w:type="dxa"/>
-              <w:right w:w="100" w:type="dxa"/>
+              <w:top w:w="100" w:type="dxa"/>
+              <w:bottom w:w="100" w:type="dxa"/>
+              <w:left w:w="120" w:type="dxa"/>
+              <w:right w:w="120" w:type="dxa"/>
             </w:tcMar>
           </w:tcPr>
           <w:p>
@@ -464,10 +584,10 @@
             </w:pPr>
             <w:r>
               <w:rPr>
-                <w:rFonts w:ascii="Calibri" w:hAnsi="Calibri"/>
+                <w:rFonts w:ascii="Arial" w:hAnsi="Arial"/>
                 <w:b/>
                 <w:color w:val="FFFFFF"/>
-                <w:sz w:val="21"/>
+                <w:sz w:val="20"/>
               </w:rPr>
               <w:t>Loyalty Point Multiplier</w:t>
             </w:r>
@@ -478,13 +598,19 @@
         <w:tc>
           <w:tcPr>
             <w:tcW w:type="dxa" w:w="2340"/>
-            <w:shd w:val="clear" w:color="auto" w:fill="F9FAFB"/>
+            <w:shd w:val="clear" w:color="auto" w:fill="F8FAFC"/>
             <w:tcMar>
-              <w:top w:w="60" w:type="dxa"/>
-              <w:bottom w:w="60" w:type="dxa"/>
-              <w:left w:w="100" w:type="dxa"/>
-              <w:right w:w="100" w:type="dxa"/>
+              <w:top w:w="80" w:type="dxa"/>
+              <w:bottom w:w="80" w:type="dxa"/>
+              <w:left w:w="120" w:type="dxa"/>
+              <w:right w:w="120" w:type="dxa"/>
             </w:tcMar>
+            <w:tcBorders>
+              <w:top w:val="none"/>
+              <w:left w:val="none"/>
+              <w:bottom w:val="single" w:sz="2" w:space="0" w:color="E2E8F0"/>
+              <w:right w:val="none"/>
+            </w:tcBorders>
           </w:tcPr>
           <w:p>
             <w:pPr>
@@ -494,7 +620,7 @@
             <w:r>
               <w:rPr>
                 <w:rFonts w:ascii="Calibri" w:hAnsi="Calibri"/>
-                <w:color w:val="334155"/>
+                <w:color w:val="475569"/>
                 <w:sz w:val="20"/>
               </w:rPr>
               <w:t>Ultra-Luxury Spenders</w:t>
@@ -504,13 +630,19 @@
         <w:tc>
           <w:tcPr>
             <w:tcW w:type="dxa" w:w="2340"/>
-            <w:shd w:val="clear" w:color="auto" w:fill="F9FAFB"/>
+            <w:shd w:val="clear" w:color="auto" w:fill="F8FAFC"/>
             <w:tcMar>
-              <w:top w:w="60" w:type="dxa"/>
-              <w:bottom w:w="60" w:type="dxa"/>
-              <w:left w:w="100" w:type="dxa"/>
-              <w:right w:w="100" w:type="dxa"/>
+              <w:top w:w="80" w:type="dxa"/>
+              <w:bottom w:w="80" w:type="dxa"/>
+              <w:left w:w="120" w:type="dxa"/>
+              <w:right w:w="120" w:type="dxa"/>
             </w:tcMar>
+            <w:tcBorders>
+              <w:top w:val="none"/>
+              <w:left w:val="none"/>
+              <w:bottom w:val="single" w:sz="2" w:space="0" w:color="E2E8F0"/>
+              <w:right w:val="none"/>
+            </w:tcBorders>
           </w:tcPr>
           <w:p>
             <w:pPr>
@@ -520,7 +652,7 @@
             <w:r>
               <w:rPr>
                 <w:rFonts w:ascii="Calibri" w:hAnsi="Calibri"/>
-                <w:color w:val="334155"/>
+                <w:color w:val="475569"/>
                 <w:sz w:val="20"/>
               </w:rPr>
               <w:t>Rs. 500,000</w:t>
@@ -530,13 +662,19 @@
         <w:tc>
           <w:tcPr>
             <w:tcW w:type="dxa" w:w="2340"/>
-            <w:shd w:val="clear" w:color="auto" w:fill="F9FAFB"/>
+            <w:shd w:val="clear" w:color="auto" w:fill="F8FAFC"/>
             <w:tcMar>
-              <w:top w:w="60" w:type="dxa"/>
-              <w:bottom w:w="60" w:type="dxa"/>
-              <w:left w:w="100" w:type="dxa"/>
-              <w:right w:w="100" w:type="dxa"/>
+              <w:top w:w="80" w:type="dxa"/>
+              <w:bottom w:w="80" w:type="dxa"/>
+              <w:left w:w="120" w:type="dxa"/>
+              <w:right w:w="120" w:type="dxa"/>
             </w:tcMar>
+            <w:tcBorders>
+              <w:top w:val="none"/>
+              <w:left w:val="none"/>
+              <w:bottom w:val="single" w:sz="2" w:space="0" w:color="E2E8F0"/>
+              <w:right w:val="none"/>
+            </w:tcBorders>
           </w:tcPr>
           <w:p>
             <w:pPr>
@@ -546,7 +684,7 @@
             <w:r>
               <w:rPr>
                 <w:rFonts w:ascii="Calibri" w:hAnsi="Calibri"/>
-                <w:color w:val="334155"/>
+                <w:color w:val="475569"/>
                 <w:sz w:val="20"/>
               </w:rPr>
               <w:t>0.0% (Interest-Free)</w:t>
@@ -556,13 +694,19 @@
         <w:tc>
           <w:tcPr>
             <w:tcW w:type="dxa" w:w="2340"/>
-            <w:shd w:val="clear" w:color="auto" w:fill="F9FAFB"/>
+            <w:shd w:val="clear" w:color="auto" w:fill="F8FAFC"/>
             <w:tcMar>
-              <w:top w:w="60" w:type="dxa"/>
-              <w:bottom w:w="60" w:type="dxa"/>
-              <w:left w:w="100" w:type="dxa"/>
-              <w:right w:w="100" w:type="dxa"/>
+              <w:top w:w="80" w:type="dxa"/>
+              <w:bottom w:w="80" w:type="dxa"/>
+              <w:left w:w="120" w:type="dxa"/>
+              <w:right w:w="120" w:type="dxa"/>
             </w:tcMar>
+            <w:tcBorders>
+              <w:top w:val="none"/>
+              <w:left w:val="none"/>
+              <w:bottom w:val="single" w:sz="2" w:space="0" w:color="E2E8F0"/>
+              <w:right w:val="none"/>
+            </w:tcBorders>
           </w:tcPr>
           <w:p>
             <w:pPr>
@@ -572,7 +716,7 @@
             <w:r>
               <w:rPr>
                 <w:rFonts w:ascii="Calibri" w:hAnsi="Calibri"/>
-                <w:color w:val="334155"/>
+                <w:color w:val="475569"/>
                 <w:sz w:val="20"/>
               </w:rPr>
               <w:t>3.0x</w:t>
@@ -586,11 +730,17 @@
             <w:tcW w:type="dxa" w:w="2340"/>
             <w:shd w:val="clear" w:color="auto" w:fill="FFFFFF"/>
             <w:tcMar>
-              <w:top w:w="60" w:type="dxa"/>
-              <w:bottom w:w="60" w:type="dxa"/>
-              <w:left w:w="100" w:type="dxa"/>
-              <w:right w:w="100" w:type="dxa"/>
+              <w:top w:w="80" w:type="dxa"/>
+              <w:bottom w:w="80" w:type="dxa"/>
+              <w:left w:w="120" w:type="dxa"/>
+              <w:right w:w="120" w:type="dxa"/>
             </w:tcMar>
+            <w:tcBorders>
+              <w:top w:val="none"/>
+              <w:left w:val="none"/>
+              <w:bottom w:val="single" w:sz="2" w:space="0" w:color="E2E8F0"/>
+              <w:right w:val="none"/>
+            </w:tcBorders>
           </w:tcPr>
           <w:p>
             <w:pPr>
@@ -600,7 +750,7 @@
             <w:r>
               <w:rPr>
                 <w:rFonts w:ascii="Calibri" w:hAnsi="Calibri"/>
-                <w:color w:val="334155"/>
+                <w:color w:val="475569"/>
                 <w:sz w:val="20"/>
               </w:rPr>
               <w:t>Mid-Tier Consistent</w:t>
@@ -612,11 +762,17 @@
             <w:tcW w:type="dxa" w:w="2340"/>
             <w:shd w:val="clear" w:color="auto" w:fill="FFFFFF"/>
             <w:tcMar>
-              <w:top w:w="60" w:type="dxa"/>
-              <w:bottom w:w="60" w:type="dxa"/>
-              <w:left w:w="100" w:type="dxa"/>
-              <w:right w:w="100" w:type="dxa"/>
+              <w:top w:w="80" w:type="dxa"/>
+              <w:bottom w:w="80" w:type="dxa"/>
+              <w:left w:w="120" w:type="dxa"/>
+              <w:right w:w="120" w:type="dxa"/>
             </w:tcMar>
+            <w:tcBorders>
+              <w:top w:val="none"/>
+              <w:left w:val="none"/>
+              <w:bottom w:val="single" w:sz="2" w:space="0" w:color="E2E8F0"/>
+              <w:right w:val="none"/>
+            </w:tcBorders>
           </w:tcPr>
           <w:p>
             <w:pPr>
@@ -626,7 +782,7 @@
             <w:r>
               <w:rPr>
                 <w:rFonts w:ascii="Calibri" w:hAnsi="Calibri"/>
-                <w:color w:val="334155"/>
+                <w:color w:val="475569"/>
                 <w:sz w:val="20"/>
               </w:rPr>
               <w:t>Rs. 150,000</w:t>
@@ -638,11 +794,17 @@
             <w:tcW w:type="dxa" w:w="2340"/>
             <w:shd w:val="clear" w:color="auto" w:fill="FFFFFF"/>
             <w:tcMar>
-              <w:top w:w="60" w:type="dxa"/>
-              <w:bottom w:w="60" w:type="dxa"/>
-              <w:left w:w="100" w:type="dxa"/>
-              <w:right w:w="100" w:type="dxa"/>
+              <w:top w:w="80" w:type="dxa"/>
+              <w:bottom w:w="80" w:type="dxa"/>
+              <w:left w:w="120" w:type="dxa"/>
+              <w:right w:w="120" w:type="dxa"/>
             </w:tcMar>
+            <w:tcBorders>
+              <w:top w:val="none"/>
+              <w:left w:val="none"/>
+              <w:bottom w:val="single" w:sz="2" w:space="0" w:color="E2E8F0"/>
+              <w:right w:val="none"/>
+            </w:tcBorders>
           </w:tcPr>
           <w:p>
             <w:pPr>
@@ -652,7 +814,7 @@
             <w:r>
               <w:rPr>
                 <w:rFonts w:ascii="Calibri" w:hAnsi="Calibri"/>
-                <w:color w:val="334155"/>
+                <w:color w:val="475569"/>
                 <w:sz w:val="20"/>
               </w:rPr>
               <w:t>2.5% simple APR</w:t>
@@ -664,11 +826,17 @@
             <w:tcW w:type="dxa" w:w="2340"/>
             <w:shd w:val="clear" w:color="auto" w:fill="FFFFFF"/>
             <w:tcMar>
-              <w:top w:w="60" w:type="dxa"/>
-              <w:bottom w:w="60" w:type="dxa"/>
-              <w:left w:w="100" w:type="dxa"/>
-              <w:right w:w="100" w:type="dxa"/>
+              <w:top w:w="80" w:type="dxa"/>
+              <w:bottom w:w="80" w:type="dxa"/>
+              <w:left w:w="120" w:type="dxa"/>
+              <w:right w:w="120" w:type="dxa"/>
             </w:tcMar>
+            <w:tcBorders>
+              <w:top w:val="none"/>
+              <w:left w:val="none"/>
+              <w:bottom w:val="single" w:sz="2" w:space="0" w:color="E2E8F0"/>
+              <w:right w:val="none"/>
+            </w:tcBorders>
           </w:tcPr>
           <w:p>
             <w:pPr>
@@ -678,7 +846,7 @@
             <w:r>
               <w:rPr>
                 <w:rFonts w:ascii="Calibri" w:hAnsi="Calibri"/>
-                <w:color w:val="334155"/>
+                <w:color w:val="475569"/>
                 <w:sz w:val="20"/>
               </w:rPr>
               <w:t>1.5x</w:t>
@@ -690,13 +858,19 @@
         <w:tc>
           <w:tcPr>
             <w:tcW w:type="dxa" w:w="2340"/>
-            <w:shd w:val="clear" w:color="auto" w:fill="F9FAFB"/>
+            <w:shd w:val="clear" w:color="auto" w:fill="F8FAFC"/>
             <w:tcMar>
-              <w:top w:w="60" w:type="dxa"/>
-              <w:bottom w:w="60" w:type="dxa"/>
-              <w:left w:w="100" w:type="dxa"/>
-              <w:right w:w="100" w:type="dxa"/>
+              <w:top w:w="80" w:type="dxa"/>
+              <w:bottom w:w="80" w:type="dxa"/>
+              <w:left w:w="120" w:type="dxa"/>
+              <w:right w:w="120" w:type="dxa"/>
             </w:tcMar>
+            <w:tcBorders>
+              <w:top w:val="none"/>
+              <w:left w:val="none"/>
+              <w:bottom w:val="single" w:sz="2" w:space="0" w:color="E2E8F0"/>
+              <w:right w:val="none"/>
+            </w:tcBorders>
           </w:tcPr>
           <w:p>
             <w:pPr>
@@ -706,7 +880,7 @@
             <w:r>
               <w:rPr>
                 <w:rFonts w:ascii="Calibri" w:hAnsi="Calibri"/>
-                <w:color w:val="334155"/>
+                <w:color w:val="475569"/>
                 <w:sz w:val="20"/>
               </w:rPr>
               <w:t>High-Value Impulse</w:t>
@@ -716,13 +890,19 @@
         <w:tc>
           <w:tcPr>
             <w:tcW w:type="dxa" w:w="2340"/>
-            <w:shd w:val="clear" w:color="auto" w:fill="F9FAFB"/>
+            <w:shd w:val="clear" w:color="auto" w:fill="F8FAFC"/>
             <w:tcMar>
-              <w:top w:w="60" w:type="dxa"/>
-              <w:bottom w:w="60" w:type="dxa"/>
-              <w:left w:w="100" w:type="dxa"/>
-              <w:right w:w="100" w:type="dxa"/>
+              <w:top w:w="80" w:type="dxa"/>
+              <w:bottom w:w="80" w:type="dxa"/>
+              <w:left w:w="120" w:type="dxa"/>
+              <w:right w:w="120" w:type="dxa"/>
             </w:tcMar>
+            <w:tcBorders>
+              <w:top w:val="none"/>
+              <w:left w:val="none"/>
+              <w:bottom w:val="single" w:sz="2" w:space="0" w:color="E2E8F0"/>
+              <w:right w:val="none"/>
+            </w:tcBorders>
           </w:tcPr>
           <w:p>
             <w:pPr>
@@ -732,7 +912,7 @@
             <w:r>
               <w:rPr>
                 <w:rFonts w:ascii="Calibri" w:hAnsi="Calibri"/>
-                <w:color w:val="334155"/>
+                <w:color w:val="475569"/>
                 <w:sz w:val="20"/>
               </w:rPr>
               <w:t>Rs. 200,000</w:t>
@@ -742,13 +922,19 @@
         <w:tc>
           <w:tcPr>
             <w:tcW w:type="dxa" w:w="2340"/>
-            <w:shd w:val="clear" w:color="auto" w:fill="F9FAFB"/>
+            <w:shd w:val="clear" w:color="auto" w:fill="F8FAFC"/>
             <w:tcMar>
-              <w:top w:w="60" w:type="dxa"/>
-              <w:bottom w:w="60" w:type="dxa"/>
-              <w:left w:w="100" w:type="dxa"/>
-              <w:right w:w="100" w:type="dxa"/>
+              <w:top w:w="80" w:type="dxa"/>
+              <w:bottom w:w="80" w:type="dxa"/>
+              <w:left w:w="120" w:type="dxa"/>
+              <w:right w:w="120" w:type="dxa"/>
             </w:tcMar>
+            <w:tcBorders>
+              <w:top w:val="none"/>
+              <w:left w:val="none"/>
+              <w:bottom w:val="single" w:sz="2" w:space="0" w:color="E2E8F0"/>
+              <w:right w:val="none"/>
+            </w:tcBorders>
           </w:tcPr>
           <w:p>
             <w:pPr>
@@ -758,7 +944,7 @@
             <w:r>
               <w:rPr>
                 <w:rFonts w:ascii="Calibri" w:hAnsi="Calibri"/>
-                <w:color w:val="334155"/>
+                <w:color w:val="475569"/>
                 <w:sz w:val="20"/>
               </w:rPr>
               <w:t>3.0% simple APR</w:t>
@@ -768,13 +954,19 @@
         <w:tc>
           <w:tcPr>
             <w:tcW w:type="dxa" w:w="2340"/>
-            <w:shd w:val="clear" w:color="auto" w:fill="F9FAFB"/>
+            <w:shd w:val="clear" w:color="auto" w:fill="F8FAFC"/>
             <w:tcMar>
-              <w:top w:w="60" w:type="dxa"/>
-              <w:bottom w:w="60" w:type="dxa"/>
-              <w:left w:w="100" w:type="dxa"/>
-              <w:right w:w="100" w:type="dxa"/>
+              <w:top w:w="80" w:type="dxa"/>
+              <w:bottom w:w="80" w:type="dxa"/>
+              <w:left w:w="120" w:type="dxa"/>
+              <w:right w:w="120" w:type="dxa"/>
             </w:tcMar>
+            <w:tcBorders>
+              <w:top w:val="none"/>
+              <w:left w:val="none"/>
+              <w:bottom w:val="single" w:sz="2" w:space="0" w:color="E2E8F0"/>
+              <w:right w:val="none"/>
+            </w:tcBorders>
           </w:tcPr>
           <w:p>
             <w:pPr>
@@ -784,7 +976,7 @@
             <w:r>
               <w:rPr>
                 <w:rFonts w:ascii="Calibri" w:hAnsi="Calibri"/>
-                <w:color w:val="334155"/>
+                <w:color w:val="475569"/>
                 <w:sz w:val="20"/>
               </w:rPr>
               <w:t>2.0x</w:t>
@@ -798,11 +990,17 @@
             <w:tcW w:type="dxa" w:w="2340"/>
             <w:shd w:val="clear" w:color="auto" w:fill="FFFFFF"/>
             <w:tcMar>
-              <w:top w:w="60" w:type="dxa"/>
-              <w:bottom w:w="60" w:type="dxa"/>
-              <w:left w:w="100" w:type="dxa"/>
-              <w:right w:w="100" w:type="dxa"/>
+              <w:top w:w="80" w:type="dxa"/>
+              <w:bottom w:w="80" w:type="dxa"/>
+              <w:left w:w="120" w:type="dxa"/>
+              <w:right w:w="120" w:type="dxa"/>
             </w:tcMar>
+            <w:tcBorders>
+              <w:top w:val="none"/>
+              <w:left w:val="none"/>
+              <w:bottom w:val="single" w:sz="2" w:space="0" w:color="E2E8F0"/>
+              <w:right w:val="none"/>
+            </w:tcBorders>
           </w:tcPr>
           <w:p>
             <w:pPr>
@@ -812,7 +1010,7 @@
             <w:r>
               <w:rPr>
                 <w:rFonts w:ascii="Calibri" w:hAnsi="Calibri"/>
-                <w:color w:val="334155"/>
+                <w:color w:val="475569"/>
                 <w:sz w:val="20"/>
               </w:rPr>
               <w:t>Essential Bulk Buyers</w:t>
@@ -824,11 +1022,17 @@
             <w:tcW w:type="dxa" w:w="2340"/>
             <w:shd w:val="clear" w:color="auto" w:fill="FFFFFF"/>
             <w:tcMar>
-              <w:top w:w="60" w:type="dxa"/>
-              <w:bottom w:w="60" w:type="dxa"/>
-              <w:left w:w="100" w:type="dxa"/>
-              <w:right w:w="100" w:type="dxa"/>
+              <w:top w:w="80" w:type="dxa"/>
+              <w:bottom w:w="80" w:type="dxa"/>
+              <w:left w:w="120" w:type="dxa"/>
+              <w:right w:w="120" w:type="dxa"/>
             </w:tcMar>
+            <w:tcBorders>
+              <w:top w:val="none"/>
+              <w:left w:val="none"/>
+              <w:bottom w:val="single" w:sz="2" w:space="0" w:color="E2E8F0"/>
+              <w:right w:val="none"/>
+            </w:tcBorders>
           </w:tcPr>
           <w:p>
             <w:pPr>
@@ -838,7 +1042,7 @@
             <w:r>
               <w:rPr>
                 <w:rFonts w:ascii="Calibri" w:hAnsi="Calibri"/>
-                <w:color w:val="334155"/>
+                <w:color w:val="475569"/>
                 <w:sz w:val="20"/>
               </w:rPr>
               <w:t>Rs. 100,000</w:t>
@@ -850,11 +1054,17 @@
             <w:tcW w:type="dxa" w:w="2340"/>
             <w:shd w:val="clear" w:color="auto" w:fill="FFFFFF"/>
             <w:tcMar>
-              <w:top w:w="60" w:type="dxa"/>
-              <w:bottom w:w="60" w:type="dxa"/>
-              <w:left w:w="100" w:type="dxa"/>
-              <w:right w:w="100" w:type="dxa"/>
+              <w:top w:w="80" w:type="dxa"/>
+              <w:bottom w:w="80" w:type="dxa"/>
+              <w:left w:w="120" w:type="dxa"/>
+              <w:right w:w="120" w:type="dxa"/>
             </w:tcMar>
+            <w:tcBorders>
+              <w:top w:val="none"/>
+              <w:left w:val="none"/>
+              <w:bottom w:val="single" w:sz="2" w:space="0" w:color="E2E8F0"/>
+              <w:right w:val="none"/>
+            </w:tcBorders>
           </w:tcPr>
           <w:p>
             <w:pPr>
@@ -864,7 +1074,7 @@
             <w:r>
               <w:rPr>
                 <w:rFonts w:ascii="Calibri" w:hAnsi="Calibri"/>
-                <w:color w:val="334155"/>
+                <w:color w:val="475569"/>
                 <w:sz w:val="20"/>
               </w:rPr>
               <w:t>4.0% simple APR</w:t>
@@ -876,11 +1086,17 @@
             <w:tcW w:type="dxa" w:w="2340"/>
             <w:shd w:val="clear" w:color="auto" w:fill="FFFFFF"/>
             <w:tcMar>
-              <w:top w:w="60" w:type="dxa"/>
-              <w:bottom w:w="60" w:type="dxa"/>
-              <w:left w:w="100" w:type="dxa"/>
-              <w:right w:w="100" w:type="dxa"/>
+              <w:top w:w="80" w:type="dxa"/>
+              <w:bottom w:w="80" w:type="dxa"/>
+              <w:left w:w="120" w:type="dxa"/>
+              <w:right w:w="120" w:type="dxa"/>
             </w:tcMar>
+            <w:tcBorders>
+              <w:top w:val="none"/>
+              <w:left w:val="none"/>
+              <w:bottom w:val="single" w:sz="2" w:space="0" w:color="E2E8F0"/>
+              <w:right w:val="none"/>
+            </w:tcBorders>
           </w:tcPr>
           <w:p>
             <w:pPr>
@@ -890,7 +1106,7 @@
             <w:r>
               <w:rPr>
                 <w:rFonts w:ascii="Calibri" w:hAnsi="Calibri"/>
-                <w:color w:val="334155"/>
+                <w:color w:val="475569"/>
                 <w:sz w:val="20"/>
               </w:rPr>
               <w:t>1.2x</w:t>
@@ -902,13 +1118,19 @@
         <w:tc>
           <w:tcPr>
             <w:tcW w:type="dxa" w:w="2340"/>
-            <w:shd w:val="clear" w:color="auto" w:fill="F9FAFB"/>
+            <w:shd w:val="clear" w:color="auto" w:fill="F8FAFC"/>
             <w:tcMar>
-              <w:top w:w="60" w:type="dxa"/>
-              <w:bottom w:w="60" w:type="dxa"/>
-              <w:left w:w="100" w:type="dxa"/>
-              <w:right w:w="100" w:type="dxa"/>
+              <w:top w:w="80" w:type="dxa"/>
+              <w:bottom w:w="80" w:type="dxa"/>
+              <w:left w:w="120" w:type="dxa"/>
+              <w:right w:w="120" w:type="dxa"/>
             </w:tcMar>
+            <w:tcBorders>
+              <w:top w:val="none"/>
+              <w:left w:val="none"/>
+              <w:bottom w:val="single" w:sz="2" w:space="0" w:color="E2E8F0"/>
+              <w:right w:val="none"/>
+            </w:tcBorders>
           </w:tcPr>
           <w:p>
             <w:pPr>
@@ -918,7 +1140,7 @@
             <w:r>
               <w:rPr>
                 <w:rFonts w:ascii="Calibri" w:hAnsi="Calibri"/>
-                <w:color w:val="334155"/>
+                <w:color w:val="475569"/>
                 <w:sz w:val="20"/>
               </w:rPr>
               <w:t>Strategic Deal-Hunters</w:t>
@@ -928,13 +1150,19 @@
         <w:tc>
           <w:tcPr>
             <w:tcW w:type="dxa" w:w="2340"/>
-            <w:shd w:val="clear" w:color="auto" w:fill="F9FAFB"/>
+            <w:shd w:val="clear" w:color="auto" w:fill="F8FAFC"/>
             <w:tcMar>
-              <w:top w:w="60" w:type="dxa"/>
-              <w:bottom w:w="60" w:type="dxa"/>
-              <w:left w:w="100" w:type="dxa"/>
-              <w:right w:w="100" w:type="dxa"/>
+              <w:top w:w="80" w:type="dxa"/>
+              <w:bottom w:w="80" w:type="dxa"/>
+              <w:left w:w="120" w:type="dxa"/>
+              <w:right w:w="120" w:type="dxa"/>
             </w:tcMar>
+            <w:tcBorders>
+              <w:top w:val="none"/>
+              <w:left w:val="none"/>
+              <w:bottom w:val="single" w:sz="2" w:space="0" w:color="E2E8F0"/>
+              <w:right w:val="none"/>
+            </w:tcBorders>
           </w:tcPr>
           <w:p>
             <w:pPr>
@@ -944,7 +1172,7 @@
             <w:r>
               <w:rPr>
                 <w:rFonts w:ascii="Calibri" w:hAnsi="Calibri"/>
-                <w:color w:val="334155"/>
+                <w:color w:val="475569"/>
                 <w:sz w:val="20"/>
               </w:rPr>
               <w:t>Rs. 50,000</w:t>
@@ -954,13 +1182,19 @@
         <w:tc>
           <w:tcPr>
             <w:tcW w:type="dxa" w:w="2340"/>
-            <w:shd w:val="clear" w:color="auto" w:fill="F9FAFB"/>
+            <w:shd w:val="clear" w:color="auto" w:fill="F8FAFC"/>
             <w:tcMar>
-              <w:top w:w="60" w:type="dxa"/>
-              <w:bottom w:w="60" w:type="dxa"/>
-              <w:left w:w="100" w:type="dxa"/>
-              <w:right w:w="100" w:type="dxa"/>
+              <w:top w:w="80" w:type="dxa"/>
+              <w:bottom w:w="80" w:type="dxa"/>
+              <w:left w:w="120" w:type="dxa"/>
+              <w:right w:w="120" w:type="dxa"/>
             </w:tcMar>
+            <w:tcBorders>
+              <w:top w:val="none"/>
+              <w:left w:val="none"/>
+              <w:bottom w:val="single" w:sz="2" w:space="0" w:color="E2E8F0"/>
+              <w:right w:val="none"/>
+            </w:tcBorders>
           </w:tcPr>
           <w:p>
             <w:pPr>
@@ -970,7 +1204,7 @@
             <w:r>
               <w:rPr>
                 <w:rFonts w:ascii="Calibri" w:hAnsi="Calibri"/>
-                <w:color w:val="334155"/>
+                <w:color w:val="475569"/>
                 <w:sz w:val="20"/>
               </w:rPr>
               <w:t>5.0% simple APR</w:t>
@@ -980,13 +1214,19 @@
         <w:tc>
           <w:tcPr>
             <w:tcW w:type="dxa" w:w="2340"/>
-            <w:shd w:val="clear" w:color="auto" w:fill="F9FAFB"/>
+            <w:shd w:val="clear" w:color="auto" w:fill="F8FAFC"/>
             <w:tcMar>
-              <w:top w:w="60" w:type="dxa"/>
-              <w:bottom w:w="60" w:type="dxa"/>
-              <w:left w:w="100" w:type="dxa"/>
-              <w:right w:w="100" w:type="dxa"/>
+              <w:top w:w="80" w:type="dxa"/>
+              <w:bottom w:w="80" w:type="dxa"/>
+              <w:left w:w="120" w:type="dxa"/>
+              <w:right w:w="120" w:type="dxa"/>
             </w:tcMar>
+            <w:tcBorders>
+              <w:top w:val="none"/>
+              <w:left w:val="none"/>
+              <w:bottom w:val="single" w:sz="2" w:space="0" w:color="E2E8F0"/>
+              <w:right w:val="none"/>
+            </w:tcBorders>
           </w:tcPr>
           <w:p>
             <w:pPr>
@@ -996,7 +1236,7 @@
             <w:r>
               <w:rPr>
                 <w:rFonts w:ascii="Calibri" w:hAnsi="Calibri"/>
-                <w:color w:val="334155"/>
+                <w:color w:val="475569"/>
                 <w:sz w:val="20"/>
               </w:rPr>
               <w:t>1.0x</w:t>
@@ -1010,11 +1250,17 @@
             <w:tcW w:type="dxa" w:w="2340"/>
             <w:shd w:val="clear" w:color="auto" w:fill="FFFFFF"/>
             <w:tcMar>
-              <w:top w:w="60" w:type="dxa"/>
-              <w:bottom w:w="60" w:type="dxa"/>
-              <w:left w:w="100" w:type="dxa"/>
-              <w:right w:w="100" w:type="dxa"/>
+              <w:top w:w="80" w:type="dxa"/>
+              <w:bottom w:w="80" w:type="dxa"/>
+              <w:left w:w="120" w:type="dxa"/>
+              <w:right w:w="120" w:type="dxa"/>
             </w:tcMar>
+            <w:tcBorders>
+              <w:top w:val="none"/>
+              <w:left w:val="none"/>
+              <w:bottom w:val="single" w:sz="2" w:space="0" w:color="E2E8F0"/>
+              <w:right w:val="none"/>
+            </w:tcBorders>
           </w:tcPr>
           <w:p>
             <w:pPr>
@@ -1024,7 +1270,7 @@
             <w:r>
               <w:rPr>
                 <w:rFonts w:ascii="Calibri" w:hAnsi="Calibri"/>
-                <w:color w:val="334155"/>
+                <w:color w:val="475569"/>
                 <w:sz w:val="20"/>
               </w:rPr>
               <w:t>Strict Budget Spenders</w:t>
@@ -1036,11 +1282,17 @@
             <w:tcW w:type="dxa" w:w="2340"/>
             <w:shd w:val="clear" w:color="auto" w:fill="FFFFFF"/>
             <w:tcMar>
-              <w:top w:w="60" w:type="dxa"/>
-              <w:bottom w:w="60" w:type="dxa"/>
-              <w:left w:w="100" w:type="dxa"/>
-              <w:right w:w="100" w:type="dxa"/>
+              <w:top w:w="80" w:type="dxa"/>
+              <w:bottom w:w="80" w:type="dxa"/>
+              <w:left w:w="120" w:type="dxa"/>
+              <w:right w:w="120" w:type="dxa"/>
             </w:tcMar>
+            <w:tcBorders>
+              <w:top w:val="none"/>
+              <w:left w:val="none"/>
+              <w:bottom w:val="single" w:sz="2" w:space="0" w:color="E2E8F0"/>
+              <w:right w:val="none"/>
+            </w:tcBorders>
           </w:tcPr>
           <w:p>
             <w:pPr>
@@ -1050,7 +1302,7 @@
             <w:r>
               <w:rPr>
                 <w:rFonts w:ascii="Calibri" w:hAnsi="Calibri"/>
-                <w:color w:val="334155"/>
+                <w:color w:val="475569"/>
                 <w:sz w:val="20"/>
               </w:rPr>
               <w:t>Rs. 20,000</w:t>
@@ -1062,11 +1314,17 @@
             <w:tcW w:type="dxa" w:w="2340"/>
             <w:shd w:val="clear" w:color="auto" w:fill="FFFFFF"/>
             <w:tcMar>
-              <w:top w:w="60" w:type="dxa"/>
-              <w:bottom w:w="60" w:type="dxa"/>
-              <w:left w:w="100" w:type="dxa"/>
-              <w:right w:w="100" w:type="dxa"/>
+              <w:top w:w="80" w:type="dxa"/>
+              <w:bottom w:w="80" w:type="dxa"/>
+              <w:left w:w="120" w:type="dxa"/>
+              <w:right w:w="120" w:type="dxa"/>
             </w:tcMar>
+            <w:tcBorders>
+              <w:top w:val="none"/>
+              <w:left w:val="none"/>
+              <w:bottom w:val="single" w:sz="2" w:space="0" w:color="E2E8F0"/>
+              <w:right w:val="none"/>
+            </w:tcBorders>
           </w:tcPr>
           <w:p>
             <w:pPr>
@@ -1076,7 +1334,7 @@
             <w:r>
               <w:rPr>
                 <w:rFonts w:ascii="Calibri" w:hAnsi="Calibri"/>
-                <w:color w:val="334155"/>
+                <w:color w:val="475569"/>
                 <w:sz w:val="20"/>
               </w:rPr>
               <w:t>8.0% simple APR</w:t>
@@ -1088,11 +1346,17 @@
             <w:tcW w:type="dxa" w:w="2340"/>
             <w:shd w:val="clear" w:color="auto" w:fill="FFFFFF"/>
             <w:tcMar>
-              <w:top w:w="60" w:type="dxa"/>
-              <w:bottom w:w="60" w:type="dxa"/>
-              <w:left w:w="100" w:type="dxa"/>
-              <w:right w:w="100" w:type="dxa"/>
+              <w:top w:w="80" w:type="dxa"/>
+              <w:bottom w:w="80" w:type="dxa"/>
+              <w:left w:w="120" w:type="dxa"/>
+              <w:right w:w="120" w:type="dxa"/>
             </w:tcMar>
+            <w:tcBorders>
+              <w:top w:val="none"/>
+              <w:left w:val="none"/>
+              <w:bottom w:val="single" w:sz="2" w:space="0" w:color="E2E8F0"/>
+              <w:right w:val="none"/>
+            </w:tcBorders>
           </w:tcPr>
           <w:p>
             <w:pPr>
@@ -1102,7 +1366,7 @@
             <w:r>
               <w:rPr>
                 <w:rFonts w:ascii="Calibri" w:hAnsi="Calibri"/>
-                <w:color w:val="334155"/>
+                <w:color w:val="475569"/>
                 <w:sz w:val="20"/>
               </w:rPr>
               <w:t>1.0x</w:t>
@@ -1112,28 +1376,60 @@
       </w:tr>
     </w:tbl>
     <w:p/>
-    <w:p>
-      <w:pPr>
-        <w:spacing w:after="200" w:line="276" w:lineRule="auto"/>
-      </w:pPr>
-      <w:r>
-        <w:rPr>
-          <w:rFonts w:ascii="Calibri" w:hAnsi="Calibri"/>
-          <w:b/>
-          <w:color w:val="1E293B"/>
-          <w:sz w:val="23"/>
-        </w:rPr>
-        <w:t xml:space="preserve">Loan Rules: </w:t>
-      </w:r>
-      <w:r>
-        <w:rPr>
-          <w:rFonts w:ascii="Calibri" w:hAnsi="Calibri"/>
-          <w:color w:val="334155"/>
-          <w:sz w:val="23"/>
-        </w:rPr>
-        <w:t>Instant micro-loans can be requested at checkout. Eligibility checks verify that the customer's total outstanding debt does not exceed their segment-specific credit limit. Simple interest is computed dynamically based on the segment risk profile.</w:t>
-      </w:r>
-    </w:p>
+    <w:tbl>
+      <w:tblPr>
+        <w:tblW w:type="auto" w:w="0"/>
+        <w:jc w:val="center"/>
+        <w:tblLook w:firstColumn="1" w:firstRow="1" w:lastColumn="0" w:lastRow="0" w:noHBand="0" w:noVBand="1" w:val="04A0"/>
+      </w:tblPr>
+      <w:tblGrid>
+        <w:gridCol w:w="9360"/>
+      </w:tblGrid>
+      <w:tr>
+        <w:tc>
+          <w:tcPr>
+            <w:tcW w:type="dxa" w:w="9360"/>
+            <w:shd w:val="clear" w:color="auto" w:fill="F8FAFC"/>
+            <w:tcMar>
+              <w:top w:w="120" w:type="dxa"/>
+              <w:bottom w:w="120" w:type="dxa"/>
+              <w:left w:w="180" w:type="dxa"/>
+              <w:right w:w="180" w:type="dxa"/>
+            </w:tcMar>
+            <w:tcBorders>
+              <w:top w:val="none"/>
+              <w:left w:val="single" w:sz="24" w:space="0" w:color="5B21B6"/>
+              <w:bottom w:val="none"/>
+              <w:right w:val="none"/>
+            </w:tcBorders>
+          </w:tcPr>
+          <w:p>
+            <w:pPr>
+              <w:spacing w:after="0" w:line="276" w:lineRule="auto"/>
+            </w:pPr>
+            <w:r>
+              <w:rPr>
+                <w:rFonts w:ascii="Calibri" w:hAnsi="Calibri"/>
+                <w:b/>
+                <w:color w:val="0F172A"/>
+                <w:sz w:val="21"/>
+              </w:rPr>
+              <w:t xml:space="preserve">★ LOAN UNDERWRITING: </w:t>
+            </w:r>
+            <w:r>
+              <w:rPr>
+                <w:rFonts w:ascii="Calibri" w:hAnsi="Calibri"/>
+                <w:i/>
+                <w:color w:val="475569"/>
+                <w:sz w:val="21"/>
+              </w:rPr>
+              <w:t>Instant micro-loans can be requested at checkout. Eligibility checks verify that the customer's total outstanding debt does not exceed their segment-specific credit limit. Simple interest is computed dynamically based on the segment risk profile.</w:t>
+            </w:r>
+          </w:p>
+        </w:tc>
+      </w:tr>
+    </w:tbl>
+    <w:p/>
     <w:p>
       <w:r>
         <w:br w:type="page"/>
@@ -1142,14 +1438,14 @@
     <w:p>
       <w:pPr>
         <w:keepNext/>
-        <w:spacing w:before="400" w:after="160"/>
+        <w:spacing w:before="480" w:after="160"/>
       </w:pPr>
       <w:r>
         <w:rPr>
-          <w:rFonts w:ascii="Georgia" w:hAnsi="Georgia"/>
+          <w:rFonts w:ascii="Arial" w:hAnsi="Arial"/>
           <w:b/>
-          <w:color w:val="7000FF"/>
-          <w:sz w:val="36"/>
+          <w:color w:val="5B21B6"/>
+          <w:sz w:val="32"/>
         </w:rPr>
         <w:t>Classroom Q&amp;A Cheat Sheet (Defense Guide)</w:t>
       </w:r>
@@ -1162,7 +1458,7 @@
         <w:rPr>
           <w:rFonts w:ascii="Calibri" w:hAnsi="Calibri"/>
           <w:color w:val="334155"/>
-          <w:sz w:val="23"/>
+          <w:sz w:val="22"/>
         </w:rPr>
         <w:t>Review these common technical questions and answers to prepare for questions from professors or classmates during your presentation:</w:t>
       </w:r>
@@ -1173,9 +1469,9 @@
       </w:pPr>
       <w:r>
         <w:rPr>
-          <w:rFonts w:ascii="Calibri" w:hAnsi="Calibri"/>
+          <w:rFonts w:ascii="Arial" w:hAnsi="Arial"/>
           <w:b/>
-          <w:color w:val="7000FF"/>
+          <w:color w:val="5B21B6"/>
           <w:sz w:val="22"/>
         </w:rPr>
         <w:t>Q: Why write K-Means in pure NumPy rather than importing scikit-learn?</w:t>
@@ -1200,9 +1496,9 @@
       </w:pPr>
       <w:r>
         <w:rPr>
-          <w:rFonts w:ascii="Calibri" w:hAnsi="Calibri"/>
+          <w:rFonts w:ascii="Arial" w:hAnsi="Arial"/>
           <w:b/>
-          <w:color w:val="7000FF"/>
+          <w:color w:val="5B21B6"/>
           <w:sz w:val="22"/>
         </w:rPr>
         <w:t>Q: How does K-Means++ improve standard random centroid initialization?</w:t>
@@ -1227,9 +1523,9 @@
       </w:pPr>
       <w:r>
         <w:rPr>
-          <w:rFonts w:ascii="Calibri" w:hAnsi="Calibri"/>
+          <w:rFonts w:ascii="Arial" w:hAnsi="Arial"/>
           <w:b/>
-          <w:color w:val="7000FF"/>
+          <w:color w:val="5B21B6"/>
           <w:sz w:val="22"/>
         </w:rPr>
         <w:t>Q: How does the simple interest formula react dynamically to loans?</w:t>

--- a/documentation/phase_2_report.docx
+++ b/documentation/phase_2_report.docx
@@ -110,7 +110,7 @@
                 <w:color w:val="334155"/>
                 <w:sz w:val="21"/>
               </w:rPr>
-              <w:t>Presented By: Classroom Presenter (Milestone 2 Lead)</w:t>
+              <w:t>Presented By: Muneeb ur Rehman, Muhammad Ibrahim, Hassaan Ikram (Group 2)</w:t>
               <w:br/>
             </w:r>
             <w:r>
